--- a/项目规划书.docx
+++ b/项目规划书.docx
@@ -7,7 +7,7 @@
         <w:pStyle w:val="Title"/>
       </w:pPr>
       <w:r>
-        <w:t>MARSA 项目规划书</w:t>
+        <w:t>MARSA 项目规划书（v2 · 全新）</w:t>
       </w:r>
     </w:p>
     <w:p>
@@ -15,10 +15,12 @@
         <w:rPr>
           <w:b/>
         </w:rPr>
-        <w:t>记忆增强的 Ramsey 反例搜索智能体</w:t>
+        <w:t>一个会自己迭代算法的 Coding Agent —— 以 Ramsey 数为应用场景</w:t>
       </w:r>
+    </w:p>
+    <w:p>
       <w:r>
-        <w:t xml:space="preserve"> Memory-Augmented Ramsey Search Agent</w:t>
+        <w:t>Autonomous Algorithm-Iterating Coding Agent</w:t>
       </w:r>
     </w:p>
     <w:p>
@@ -46,6 +48,34 @@
     </w:p>
     <w:p>
       <w:pPr>
+        <w:spacing w:before="80" w:after="120"/>
+        <w:ind w:left="397"/>
+      </w:pPr>
+      <w:r>
+        <w:rPr>
+          <w:i/>
+          <w:color w:val="404040"/>
+        </w:rPr>
+        <w:t>本规划书</w:t>
+      </w:r>
+      <w:r>
+        <w:rPr>
+          <w:b/>
+          <w:i/>
+          <w:color w:val="404040"/>
+        </w:rPr>
+        <w:t>取代</w:t>
+      </w:r>
+      <w:r>
+        <w:rPr>
+          <w:i/>
+          <w:color w:val="404040"/>
+        </w:rPr>
+        <w:t xml:space="preserve"> v1。v1 的重心是"记忆增强的搜索算法"，实测后我们据此修正了方向； 修正依据见 §2，v1 由 git 历史保留。</w:t>
+      </w:r>
+    </w:p>
+    <w:p>
+      <w:pPr>
         <w:pStyle w:val="Heading1"/>
       </w:pPr>
       <w:r>
@@ -60,28 +90,19 @@
         <w:rPr>
           <w:b/>
         </w:rPr>
-        <w:t>问题</w:t>
+        <w:t>我们要做的是一个 Agent，不是一套搜索算法</w:t>
       </w:r>
       <w:r>
-        <w:t xml:space="preserve">：Ramsey 数 </w:t>
+        <w:t>：用户下达任务，它自己</w:t>
       </w:r>
       <w:r>
         <w:rPr>
-          <w:i/>
+          <w:b/>
         </w:rPr>
-        <w:t>R(5,5)</w:t>
+        <w:t>读代码、改算法、 跑测试、做评测、保留或回退</w:t>
       </w:r>
       <w:r>
-        <w:t xml:space="preserve"> 是著名开放问题，当前 </w:t>
-      </w:r>
-      <w:r>
-        <w:rPr>
-          <w:i/>
-        </w:rPr>
-        <w:t>43 ≤ R(5,5) ≤ 46</w:t>
-      </w:r>
-      <w:r>
-        <w:t>。</w:t>
+        <w:t>，无人值守地一轮轮迭代，并留下可审查的决策日志。</w:t>
       </w:r>
     </w:p>
     <w:p>
@@ -92,37 +113,28 @@
         <w:rPr>
           <w:b/>
         </w:rPr>
-        <w:t>切入点</w:t>
+        <w:t>应用场景</w:t>
       </w:r>
       <w:r>
-        <w:t>：因为下界是 43，所以</w:t>
+        <w:t xml:space="preserve">是 Ramsey 数 </w:t>
+      </w:r>
+      <w:r>
+        <w:rPr>
+          <w:i/>
+        </w:rPr>
+        <w:t>R(5,5)</w:t>
+      </w:r>
+      <w:r>
+        <w:t xml:space="preserve"> 的反例构造——一个真实的未解决问题。选它不是因为 数学好看，而是因为</w:t>
       </w:r>
       <w:r>
         <w:rPr>
           <w:b/>
         </w:rPr>
-        <w:t>存在</w:t>
+        <w:t>它的成功可以被精确、独立地验证</w:t>
       </w:r>
       <w:r>
-        <w:t xml:space="preserve"> 43 顶点的合法染色；</w:t>
-      </w:r>
-      <w:r>
-        <w:rPr>
-          <w:b/>
-        </w:rPr>
-        <w:t>开放的靶子只有两个 —— 构造出 44 或 45 顶点的合法染色</w:t>
-      </w:r>
-      <w:r>
-        <w:t xml:space="preserve">。找到 45 顶点的那一份，就能直接定值 </w:t>
-      </w:r>
-      <w:r>
-        <w:rPr>
-          <w:i/>
-        </w:rPr>
-        <w:t>R(5,5)=46</w:t>
-      </w:r>
-      <w:r>
-        <w:t>。</w:t>
+        <w:t>：这既是硬环境的保证， 也是防止 Agent"编造成功"（reward hacking）的关键。</w:t>
       </w:r>
     </w:p>
     <w:p>
@@ -133,19 +145,10 @@
         <w:rPr>
           <w:b/>
         </w:rPr>
-        <w:t>现状</w:t>
+        <w:t>地基已经打好了</w:t>
       </w:r>
       <w:r>
-        <w:t>：第一阶段已完成，得到一个</w:t>
-      </w:r>
-      <w:r>
-        <w:rPr>
-          <w:b/>
-        </w:rPr>
-        <w:t>判定性结果</w:t>
-      </w:r>
-      <w:r>
-        <w:t>（循环图族已被穷举排除， 最大只到 41）；后续按"对称构造族 → 加速内核 → 混合精确求解"逐步推进。</w:t>
+        <w:t>：可精确验证的实验环境（独立验证器 + 评测场 + 34 项回归测试） 已建成并验收；接下来是把这个环境交给一个真正的 Coding Agent 去用。</w:t>
       </w:r>
     </w:p>
     <w:p>
@@ -153,15 +156,960 @@
         <w:pStyle w:val="Heading1"/>
       </w:pPr>
       <w:r>
-        <w:t>一、研究问题与切入角度</w:t>
+        <w:t>一、对任务的理解</w:t>
       </w:r>
     </w:p>
+    <w:p>
+      <w:r>
+        <w:t>作业要求是"</w:t>
+      </w:r>
+      <w:r>
+        <w:rPr>
+          <w:b/>
+        </w:rPr>
+        <w:t>开发一个智能体</w:t>
+      </w:r>
+      <w:r>
+        <w:t>，并</w:t>
+      </w:r>
+      <w:r>
+        <w:rPr>
+          <w:b/>
+        </w:rPr>
+        <w:t>应用它</w:t>
+      </w:r>
+      <w:r>
+        <w:t>研究基础数学/应用数学的某个未解决问题"。 主体是智能体，数学问题是它的应用场景。</w:t>
+      </w:r>
+    </w:p>
+    <w:p>
+      <w:r>
+        <w:t>因此本项目的定位是：</w:t>
+      </w:r>
+    </w:p>
+    <w:tbl>
+      <w:tblPr>
+        <w:tblStyle w:val="TableGrid"/>
+        <w:tblW w:type="auto" w:w="0"/>
+        <w:tblLayout w:type="autofit"/>
+        <w:tblLook w:firstColumn="1" w:firstRow="1" w:lastColumn="0" w:lastRow="0" w:noHBand="0" w:noVBand="1" w:val="04A0"/>
+      </w:tblPr>
+      <w:tblGrid>
+        <w:gridCol w:w="4706"/>
+        <w:gridCol w:w="4706"/>
+      </w:tblGrid>
+      <w:tr>
+        <w:tc>
+          <w:tcPr>
+            <w:tcW w:type="dxa" w:w="4706"/>
+          </w:tcPr>
+          <w:p>
+            <w:r>
+              <w:rPr>
+                <w:b/>
+              </w:rPr>
+            </w:r>
+            <w:r>
+              <w:rPr>
+                <w:b/>
+              </w:rPr>
+              <w:t>层次</w:t>
+            </w:r>
+          </w:p>
+        </w:tc>
+        <w:tc>
+          <w:tcPr>
+            <w:tcW w:type="dxa" w:w="4706"/>
+          </w:tcPr>
+          <w:p>
+            <w:r>
+              <w:rPr>
+                <w:b/>
+              </w:rPr>
+            </w:r>
+            <w:r>
+              <w:rPr>
+                <w:b/>
+              </w:rPr>
+              <w:t>内容</w:t>
+            </w:r>
+          </w:p>
+        </w:tc>
+      </w:tr>
+      <w:tr>
+        <w:tc>
+          <w:tcPr>
+            <w:tcW w:type="dxa" w:w="4706"/>
+          </w:tcPr>
+          <w:p>
+            <w:r/>
+            <w:r>
+              <w:rPr>
+                <w:b/>
+              </w:rPr>
+              <w:t>交付物（主体）</w:t>
+            </w:r>
+          </w:p>
+        </w:tc>
+        <w:tc>
+          <w:tcPr>
+            <w:tcW w:type="dxa" w:w="4706"/>
+          </w:tcPr>
+          <w:p>
+            <w:r/>
+            <w:r>
+              <w:t>一个能自主迭代算法的 Coding Agent：有显式运行规则、能无人值守地循环改进自己使用的算法</w:t>
+            </w:r>
+          </w:p>
+        </w:tc>
+      </w:tr>
+      <w:tr>
+        <w:tc>
+          <w:tcPr>
+            <w:tcW w:type="dxa" w:w="4706"/>
+          </w:tcPr>
+          <w:p>
+            <w:r/>
+            <w:r>
+              <w:rPr>
+                <w:b/>
+              </w:rPr>
+              <w:t>应用场景（客体）</w:t>
+            </w:r>
+          </w:p>
+        </w:tc>
+        <w:tc>
+          <w:tcPr>
+            <w:tcW w:type="dxa" w:w="4706"/>
+          </w:tcPr>
+          <w:p>
+            <w:r/>
+            <w:r>
+              <w:t xml:space="preserve">Ramsey 数 </w:t>
+            </w:r>
+            <w:r>
+              <w:rPr>
+                <w:i/>
+              </w:rPr>
+              <w:t>R(5,5)</w:t>
+            </w:r>
+            <w:r>
+              <w:t xml:space="preserve"> 的反例构造</w:t>
+            </w:r>
+          </w:p>
+        </w:tc>
+      </w:tr>
+      <w:tr>
+        <w:tc>
+          <w:tcPr>
+            <w:tcW w:type="dxa" w:w="4706"/>
+          </w:tcPr>
+          <w:p>
+            <w:r/>
+            <w:r>
+              <w:rPr>
+                <w:b/>
+              </w:rPr>
+              <w:t>评价方式</w:t>
+            </w:r>
+          </w:p>
+        </w:tc>
+        <w:tc>
+          <w:tcPr>
+            <w:tcW w:type="dxa" w:w="4706"/>
+          </w:tcPr>
+          <w:p>
+            <w:r/>
+            <w:r>
+              <w:t>Agent 的自主性、决策质量、以及它迭代出的算法是否真的更好</w:t>
+            </w:r>
+          </w:p>
+        </w:tc>
+      </w:tr>
+    </w:tbl>
+    <w:p/>
+    <w:p>
+      <w:pPr>
+        <w:pStyle w:val="Heading1"/>
+      </w:pPr>
+      <w:r>
+        <w:t>二、设计依据：对齐课程参考材料</w:t>
+      </w:r>
+    </w:p>
+    <w:p>
+      <w:r>
+        <w:t>我们的架构</w:t>
+      </w:r>
+      <w:r>
+        <w:rPr>
+          <w:b/>
+        </w:rPr>
+        <w:t>不是自己拍脑袋设计的</w:t>
+      </w:r>
+      <w:r>
+        <w:t>，而是逐条对齐《AI Agents in Depth》：</w:t>
+      </w:r>
+    </w:p>
+    <w:tbl>
+      <w:tblPr>
+        <w:tblStyle w:val="TableGrid"/>
+        <w:tblW w:type="auto" w:w="0"/>
+        <w:tblLayout w:type="autofit"/>
+        <w:tblLook w:firstColumn="1" w:firstRow="1" w:lastColumn="0" w:lastRow="0" w:noHBand="0" w:noVBand="1" w:val="04A0"/>
+      </w:tblPr>
+      <w:tblGrid>
+        <w:gridCol w:w="4706"/>
+        <w:gridCol w:w="4706"/>
+      </w:tblGrid>
+      <w:tr>
+        <w:tc>
+          <w:tcPr>
+            <w:tcW w:type="dxa" w:w="4706"/>
+          </w:tcPr>
+          <w:p>
+            <w:r>
+              <w:rPr>
+                <w:b/>
+              </w:rPr>
+            </w:r>
+            <w:r>
+              <w:rPr>
+                <w:b/>
+              </w:rPr>
+              <w:t>课程材料</w:t>
+            </w:r>
+          </w:p>
+        </w:tc>
+        <w:tc>
+          <w:tcPr>
+            <w:tcW w:type="dxa" w:w="4706"/>
+          </w:tcPr>
+          <w:p>
+            <w:r>
+              <w:rPr>
+                <w:b/>
+              </w:rPr>
+            </w:r>
+            <w:r>
+              <w:rPr>
+                <w:b/>
+              </w:rPr>
+              <w:t>我们如何落地</w:t>
+            </w:r>
+          </w:p>
+        </w:tc>
+      </w:tr>
+      <w:tr>
+        <w:tc>
+          <w:tcPr>
+            <w:tcW w:type="dxa" w:w="4706"/>
+          </w:tcPr>
+          <w:p>
+            <w:r/>
+            <w:r>
+              <w:rPr>
+                <w:b/>
+              </w:rPr>
+              <w:t>§5 Coding Agent 与通用 Agent</w:t>
+            </w:r>
+            <w:r>
+              <w:t>：Coding 是 Agent 的基础能力</w:t>
+            </w:r>
+          </w:p>
+        </w:tc>
+        <w:tc>
+          <w:tcPr>
+            <w:tcW w:type="dxa" w:w="4706"/>
+          </w:tcPr>
+          <w:p>
+            <w:r/>
+            <w:r>
+              <w:t>本项目的 Agent 就是 Coding Agent：它的核心动作是"读懂现有代码 → 定向修改算法 → 验证"</w:t>
+            </w:r>
+          </w:p>
+        </w:tc>
+      </w:tr>
+      <w:tr>
+        <w:tc>
+          <w:tcPr>
+            <w:tcW w:type="dxa" w:w="4706"/>
+          </w:tcPr>
+          <w:p>
+            <w:r/>
+            <w:r>
+              <w:rPr>
+                <w:b/>
+              </w:rPr>
+              <w:t>§5.2.6 代码创造代码：Agent 自举</w:t>
+            </w:r>
+            <w:r>
+              <w:t xml:space="preserve"> —— 明确区分"DNA 复制（随机变异 + 盲目试错）"与"</w:t>
+            </w:r>
+            <w:r>
+              <w:rPr>
+                <w:b/>
+              </w:rPr>
+              <w:t>Agent 自举（理解代码 + 定向设计）</w:t>
+            </w:r>
+            <w:r>
+              <w:t>"</w:t>
+            </w:r>
+          </w:p>
+        </w:tc>
+        <w:tc>
+          <w:tcPr>
+            <w:tcW w:type="dxa" w:w="4706"/>
+          </w:tcPr>
+          <w:p>
+            <w:r/>
+            <w:r>
+              <w:t>我们走后者：Agent 必须</w:t>
+            </w:r>
+            <w:r>
+              <w:rPr>
+                <w:b/>
+              </w:rPr>
+              <w:t>读懂现有算法代码</w:t>
+            </w:r>
+            <w:r>
+              <w:t>再定向改进，且</w:t>
+            </w:r>
+            <w:r>
+              <w:rPr>
+                <w:b/>
+              </w:rPr>
+              <w:t>继承经过验证的框架</w:t>
+            </w:r>
+            <w:r>
+              <w:t>，只改工具与策略层</w:t>
+            </w:r>
+          </w:p>
+        </w:tc>
+      </w:tr>
+      <w:tr>
+        <w:tc>
+          <w:tcPr>
+            <w:tcW w:type="dxa" w:w="4706"/>
+          </w:tcPr>
+          <w:p>
+            <w:r/>
+            <w:r>
+              <w:rPr>
+                <w:b/>
+              </w:rPr>
+              <w:t>§5.2.6 两层架构</w:t>
+            </w:r>
+            <w:r>
+              <w:t>（OpenClaw Doctor 案例）：</w:t>
+            </w:r>
+            <w:r>
+              <w:rPr>
+                <w:b/>
+              </w:rPr>
+              <w:t>确定性检查打底 + LLM 兜底长尾</w:t>
+            </w:r>
+          </w:p>
+        </w:tc>
+        <w:tc>
+          <w:tcPr>
+            <w:tcW w:type="dxa" w:w="4706"/>
+          </w:tcPr>
+          <w:p>
+            <w:r/>
+            <w:r>
+              <w:t>我们的决策层就是两层的：高频、有明确规则的动作（停滞判定、预算分配、回归门禁、回退）用</w:t>
+            </w:r>
+            <w:r>
+              <w:rPr>
+                <w:b/>
+              </w:rPr>
+              <w:t>确定性规则</w:t>
+            </w:r>
+            <w:r>
+              <w:t>；疑难问题（归因失败原因、提出新算法思路）才交给 LLM</w:t>
+            </w:r>
+          </w:p>
+        </w:tc>
+      </w:tr>
+      <w:tr>
+        <w:tc>
+          <w:tcPr>
+            <w:tcW w:type="dxa" w:w="4706"/>
+          </w:tcPr>
+          <w:p>
+            <w:r/>
+            <w:r>
+              <w:rPr>
+                <w:b/>
+              </w:rPr>
+              <w:t>§5.1.3 Coding Agent 整体流程</w:t>
+            </w:r>
+            <w:r>
+              <w:t xml:space="preserve">：探索调研 → </w:t>
+            </w:r>
+            <w:r>
+              <w:rPr>
+                <w:b/>
+              </w:rPr>
+              <w:t>设计文档</w:t>
+            </w:r>
+            <w:r>
+              <w:t xml:space="preserve"> → 实现与测试 → 代码审查 → 文档同步</w:t>
+            </w:r>
+          </w:p>
+        </w:tc>
+        <w:tc>
+          <w:tcPr>
+            <w:tcW w:type="dxa" w:w="4706"/>
+          </w:tcPr>
+          <w:p>
+            <w:r/>
+            <w:r>
+              <w:t>Agent 每一轮迭代都走这条流程，且</w:t>
+            </w:r>
+            <w:r>
+              <w:rPr>
+                <w:b/>
+              </w:rPr>
+              <w:t>"测试通过"才是完成标准，不是"代码写完"</w:t>
+            </w:r>
+          </w:p>
+        </w:tc>
+      </w:tr>
+      <w:tr>
+        <w:tc>
+          <w:tcPr>
+            <w:tcW w:type="dxa" w:w="4706"/>
+          </w:tcPr>
+          <w:p>
+            <w:r/>
+            <w:r>
+              <w:rPr>
+                <w:b/>
+              </w:rPr>
+              <w:t>§5.1.4 Harness 四原则</w:t>
+            </w:r>
+            <w:r>
+              <w:t xml:space="preserve">：① </w:t>
+            </w:r>
+            <w:r>
+              <w:rPr>
+                <w:b/>
+              </w:rPr>
+              <w:t>约束优先于指导</w:t>
+            </w:r>
+            <w:r>
+              <w:t xml:space="preserve"> ② 验证要自动化 ③ 反馈越快越结构化越好 ④ 回退要可靠</w:t>
+            </w:r>
+          </w:p>
+        </w:tc>
+        <w:tc>
+          <w:tcPr>
+            <w:tcW w:type="dxa" w:w="4706"/>
+          </w:tcPr>
+          <w:p>
+            <w:r/>
+            <w:r>
+              <w:t>① 新算法要上台，</w:t>
+            </w:r>
+            <w:r>
+              <w:rPr>
+                <w:b/>
+              </w:rPr>
+              <w:t>必须先过 34 项回归测试</w:t>
+            </w:r>
+            <w:r>
+              <w:t>——这是"做不了"而不是"建议别做"；② 评测全自动；③ 每轮输出结构化结果记录；④ 每轮可回退（版本化 + 快照）</w:t>
+            </w:r>
+          </w:p>
+        </w:tc>
+      </w:tr>
+      <w:tr>
+        <w:tc>
+          <w:tcPr>
+            <w:tcW w:type="dxa" w:w="4706"/>
+          </w:tcPr>
+          <w:p>
+            <w:r/>
+            <w:r>
+              <w:rPr>
+                <w:b/>
+              </w:rPr>
+              <w:t>§5.1.5 故障分类学（四层故障）</w:t>
+            </w:r>
+            <w:r>
+              <w:t>：API 层 / 工具层 / 上下文层 / 控制流层</w:t>
+            </w:r>
+          </w:p>
+        </w:tc>
+        <w:tc>
+          <w:tcPr>
+            <w:tcW w:type="dxa" w:w="4706"/>
+          </w:tcPr>
+          <w:p>
+            <w:r/>
+            <w:r>
+              <w:t>直接实现为 Agent 的错误处理模块，尤其针对书里点名的</w:t>
+            </w:r>
+            <w:r>
+              <w:rPr>
+                <w:b/>
+              </w:rPr>
+              <w:t>最危险故障</w:t>
+            </w:r>
+            <w:r>
+              <w:t>："工具反复返回同一错误，而不加改变地反复重试"</w:t>
+            </w:r>
+          </w:p>
+        </w:tc>
+      </w:tr>
+      <w:tr>
+        <w:tc>
+          <w:tcPr>
+            <w:tcW w:type="dxa" w:w="4706"/>
+          </w:tcPr>
+          <w:p>
+            <w:r/>
+            <w:r>
+              <w:rPr>
+                <w:b/>
+              </w:rPr>
+              <w:t>§2.5 动态提示词与 Agent Skills</w:t>
+            </w:r>
+            <w:r>
+              <w:t xml:space="preserve"> —— 三层渐进式披露（元数据目录常驻 / </w:t>
+            </w:r>
+            <w:r>
+              <w:rPr>
+                <w:rFonts w:ascii="Consolas" w:hAnsi="Consolas"/>
+                <w:color w:val="B03060"/>
+              </w:rPr>
+              <w:t>SKILL.md</w:t>
+            </w:r>
+            <w:r>
+              <w:t xml:space="preserve"> 按需加载 / 子文档深入）</w:t>
+            </w:r>
+          </w:p>
+        </w:tc>
+        <w:tc>
+          <w:tcPr>
+            <w:tcW w:type="dxa" w:w="4706"/>
+          </w:tcPr>
+          <w:p>
+            <w:r/>
+            <w:r>
+              <w:t>算法的可复用知识写成 Skill：</w:t>
+            </w:r>
+            <w:r>
+              <w:rPr>
+                <w:rFonts w:ascii="Consolas" w:hAnsi="Consolas"/>
+                <w:color w:val="B03060"/>
+              </w:rPr>
+              <w:t>name</w:t>
+            </w:r>
+            <w:r>
+              <w:t xml:space="preserve"> + </w:t>
+            </w:r>
+            <w:r>
+              <w:rPr>
+                <w:rFonts w:ascii="Consolas" w:hAnsi="Consolas"/>
+                <w:color w:val="B03060"/>
+              </w:rPr>
+              <w:t>description</w:t>
+            </w:r>
+            <w:r>
+              <w:t>（写成</w:t>
+            </w:r>
+            <w:r>
+              <w:rPr>
+                <w:b/>
+              </w:rPr>
+              <w:t>路由条件</w:t>
+            </w:r>
+            <w:r>
+              <w:t>："何时用我 / 何时别用我"）常驻，完整正文按需读</w:t>
+            </w:r>
+          </w:p>
+        </w:tc>
+      </w:tr>
+      <w:tr>
+        <w:tc>
+          <w:tcPr>
+            <w:tcW w:type="dxa" w:w="4706"/>
+          </w:tcPr>
+          <w:p>
+            <w:r/>
+            <w:r>
+              <w:rPr>
+                <w:b/>
+              </w:rPr>
+              <w:t>§3.1.4 进阶知识表示形态：可执行代码</w:t>
+            </w:r>
+          </w:p>
+        </w:tc>
+        <w:tc>
+          <w:tcPr>
+            <w:tcW w:type="dxa" w:w="4706"/>
+          </w:tcPr>
+          <w:p>
+            <w:r/>
+            <w:r>
+              <w:t>Agent 的知识库存的是</w:t>
+            </w:r>
+            <w:r>
+              <w:rPr>
+                <w:b/>
+              </w:rPr>
+              <w:t>可执行的算法变体 + 其实测性能</w:t>
+            </w:r>
+            <w:r>
+              <w:t>，而不是"过去找到的解"</w:t>
+            </w:r>
+          </w:p>
+        </w:tc>
+      </w:tr>
+    </w:tbl>
+    <w:p/>
+    <w:p>
+      <w:r>
+        <w:rPr>
+          <w:b/>
+        </w:rPr>
+        <w:t>§5.1.4 里有一句我们要专门遵守的原则：</w:t>
+      </w:r>
+    </w:p>
+    <w:p>
+      <w:pPr>
+        <w:spacing w:before="80" w:after="120"/>
+        <w:ind w:left="397"/>
+      </w:pPr>
+      <w:r>
+        <w:rPr>
+          <w:b/>
+          <w:i/>
+          <w:color w:val="404040"/>
+        </w:rPr>
+        <w:t>验收基线管结果对不对，执行边界管的是过程——即使结果正确，用错误的方法达成也不行。</w:t>
+      </w:r>
+    </w:p>
+    <w:p>
+      <w:r>
+        <w:t>这在我们的场景里有一个非常具体的含义：Agent 有可能"绕过搜索"去伪造一个解。 因此我们设一道</w:t>
+      </w:r>
+      <w:r>
+        <w:rPr>
+          <w:b/>
+        </w:rPr>
+        <w:t>它无法绕过的边界</w:t>
+      </w:r>
+      <w:r>
+        <w:t xml:space="preserve">：任何被宣布成功的图，都必须交给一个 </w:t>
+      </w:r>
+      <w:r>
+        <w:rPr>
+          <w:b/>
+        </w:rPr>
+        <w:t>与搜索器完全独立实现</w:t>
+      </w:r>
+      <w:r>
+        <w:t>的验证器复核（见 §4.3）。</w:t>
+      </w:r>
+    </w:p>
+    <w:p>
+      <w:pPr>
+        <w:pStyle w:val="Heading1"/>
+      </w:pPr>
+      <w:r>
+        <w:t>三、已完成的基础（第一阶段，已验收）</w:t>
+      </w:r>
+    </w:p>
+    <w:p>
+      <w:r>
+        <w:t>新 Agent 不是从零开始——它需要一个</w:t>
+      </w:r>
+      <w:r>
+        <w:rPr>
+          <w:b/>
+        </w:rPr>
+        <w:t>硬环境</w:t>
+      </w:r>
+      <w:r>
+        <w:t>才能工作。这部分已经建成：</w:t>
+      </w:r>
+    </w:p>
+    <w:tbl>
+      <w:tblPr>
+        <w:tblStyle w:val="TableGrid"/>
+        <w:tblW w:type="auto" w:w="0"/>
+        <w:tblLayout w:type="autofit"/>
+        <w:tblLook w:firstColumn="1" w:firstRow="1" w:lastColumn="0" w:lastRow="0" w:noHBand="0" w:noVBand="1" w:val="04A0"/>
+      </w:tblPr>
+      <w:tblGrid>
+        <w:gridCol w:w="4706"/>
+        <w:gridCol w:w="4706"/>
+      </w:tblGrid>
+      <w:tr>
+        <w:tc>
+          <w:tcPr>
+            <w:tcW w:type="dxa" w:w="4706"/>
+          </w:tcPr>
+          <w:p>
+            <w:r>
+              <w:rPr>
+                <w:b/>
+              </w:rPr>
+            </w:r>
+            <w:r>
+              <w:rPr>
+                <w:b/>
+              </w:rPr>
+              <w:t>已有设施</w:t>
+            </w:r>
+          </w:p>
+        </w:tc>
+        <w:tc>
+          <w:tcPr>
+            <w:tcW w:type="dxa" w:w="4706"/>
+          </w:tcPr>
+          <w:p>
+            <w:r>
+              <w:rPr>
+                <w:b/>
+              </w:rPr>
+            </w:r>
+            <w:r>
+              <w:rPr>
+                <w:b/>
+              </w:rPr>
+              <w:t>在新架构中的角色</w:t>
+            </w:r>
+          </w:p>
+        </w:tc>
+      </w:tr>
+      <w:tr>
+        <w:tc>
+          <w:tcPr>
+            <w:tcW w:type="dxa" w:w="4706"/>
+          </w:tcPr>
+          <w:p>
+            <w:r/>
+            <w:r>
+              <w:t>位掩码增量代价引擎（违反度精确维护，</w:t>
+            </w:r>
+            <w:r>
+              <w:rPr>
+                <w:b/>
+              </w:rPr>
+              <w:t>约 10 万次翻转/秒</w:t>
+            </w:r>
+            <w:r>
+              <w:t>）</w:t>
+            </w:r>
+          </w:p>
+        </w:tc>
+        <w:tc>
+          <w:tcPr>
+            <w:tcW w:type="dxa" w:w="4706"/>
+          </w:tcPr>
+          <w:p>
+            <w:r/>
+            <w:r>
+              <w:t>Agent 的</w:t>
+            </w:r>
+            <w:r>
+              <w:rPr>
+                <w:b/>
+              </w:rPr>
+              <w:t>环境物理引擎</w:t>
+            </w:r>
+            <w:r>
+              <w:t>（给得又准又快的反馈）</w:t>
+            </w:r>
+          </w:p>
+        </w:tc>
+      </w:tr>
+      <w:tr>
+        <w:tc>
+          <w:tcPr>
+            <w:tcW w:type="dxa" w:w="4706"/>
+          </w:tcPr>
+          <w:p>
+            <w:r/>
+            <w:r>
+              <w:rPr>
+                <w:b/>
+              </w:rPr>
+              <w:t>独立验证器</w:t>
+            </w:r>
+            <w:r>
+              <w:t>（显式邻接矩阵 + 子集枚举，与搜索器算法路径完全不同）</w:t>
+            </w:r>
+          </w:p>
+        </w:tc>
+        <w:tc>
+          <w:tcPr>
+            <w:tcW w:type="dxa" w:w="4706"/>
+          </w:tcPr>
+          <w:p>
+            <w:r/>
+            <w:r>
+              <w:t>Agent 的</w:t>
+            </w:r>
+            <w:r>
+              <w:rPr>
+                <w:b/>
+              </w:rPr>
+              <w:t>真理判定器</w:t>
+            </w:r>
+            <w:r>
+              <w:t>；也是</w:t>
+            </w:r>
+            <w:r>
+              <w:rPr>
+                <w:b/>
+              </w:rPr>
+              <w:t>防 reward hacking 的边界</w:t>
+            </w:r>
+          </w:p>
+        </w:tc>
+      </w:tr>
+      <w:tr>
+        <w:tc>
+          <w:tcPr>
+            <w:tcW w:type="dxa" w:w="4706"/>
+          </w:tcPr>
+          <w:p>
+            <w:r/>
+            <w:r>
+              <w:t>评测场（训练/held-out 严格分离、固定墙钟预算、多种子、可断点续跑）</w:t>
+            </w:r>
+          </w:p>
+        </w:tc>
+        <w:tc>
+          <w:tcPr>
+            <w:tcW w:type="dxa" w:w="4706"/>
+          </w:tcPr>
+          <w:p>
+            <w:r/>
+            <w:r>
+              <w:t>Agent 的</w:t>
+            </w:r>
+            <w:r>
+              <w:rPr>
+                <w:b/>
+              </w:rPr>
+              <w:t>评测场</w:t>
+            </w:r>
+            <w:r>
+              <w:t>：它迭代出的算法要在这里被公平比较</w:t>
+            </w:r>
+          </w:p>
+        </w:tc>
+      </w:tr>
+      <w:tr>
+        <w:tc>
+          <w:tcPr>
+            <w:tcW w:type="dxa" w:w="4706"/>
+          </w:tcPr>
+          <w:p>
+            <w:r/>
+            <w:r>
+              <w:t>25 个搜索算子（覆盖候选表/禁忌长度/扰动/退火四个维度）</w:t>
+            </w:r>
+          </w:p>
+        </w:tc>
+        <w:tc>
+          <w:tcPr>
+            <w:tcW w:type="dxa" w:w="4706"/>
+          </w:tcPr>
+          <w:p>
+            <w:r/>
+            <w:r>
+              <w:t>Agent 的</w:t>
+            </w:r>
+            <w:r>
+              <w:rPr>
+                <w:b/>
+              </w:rPr>
+              <w:t>初始技能库</w:t>
+            </w:r>
+          </w:p>
+        </w:tc>
+      </w:tr>
+      <w:tr>
+        <w:tc>
+          <w:tcPr>
+            <w:tcW w:type="dxa" w:w="4706"/>
+          </w:tcPr>
+          <w:p>
+            <w:r/>
+            <w:r>
+              <w:rPr>
+                <w:b/>
+              </w:rPr>
+              <w:t>34 项回归测试</w:t>
+            </w:r>
+            <w:r>
+              <w:t>（含与暴力枚举的全空间交叉验证）</w:t>
+            </w:r>
+          </w:p>
+        </w:tc>
+        <w:tc>
+          <w:tcPr>
+            <w:tcW w:type="dxa" w:w="4706"/>
+          </w:tcPr>
+          <w:p>
+            <w:r/>
+            <w:r>
+              <w:rPr>
+                <w:b/>
+              </w:rPr>
+              <w:t>约束层</w:t>
+            </w:r>
+            <w:r>
+              <w:t>：任何新算法上台的门禁</w:t>
+            </w:r>
+          </w:p>
+        </w:tc>
+      </w:tr>
+      <w:tr>
+        <w:tc>
+          <w:tcPr>
+            <w:tcW w:type="dxa" w:w="4706"/>
+          </w:tcPr>
+          <w:p>
+            <w:r/>
+            <w:r>
+              <w:t>逐轮 / 逐步 JSONL 日志</w:t>
+            </w:r>
+          </w:p>
+        </w:tc>
+        <w:tc>
+          <w:tcPr>
+            <w:tcW w:type="dxa" w:w="4706"/>
+          </w:tcPr>
+          <w:p>
+            <w:r/>
+            <w:r>
+              <w:rPr>
+                <w:b/>
+              </w:rPr>
+              <w:t>轨迹日志</w:t>
+            </w:r>
+            <w:r>
+              <w:t>：Agent 状态栏与失败归因的数据来源</w:t>
+            </w:r>
+          </w:p>
+        </w:tc>
+      </w:tr>
+    </w:tbl>
+    <w:p/>
     <w:p>
       <w:pPr>
         <w:pStyle w:val="Heading2"/>
       </w:pPr>
       <w:r>
-        <w:t>1.1 问题</w:t>
+        <w:t>3.1 这一阶段得到的两个可写进报告的结论</w:t>
       </w:r>
     </w:p>
     <w:p>
@@ -169,19 +1117,124 @@
         <w:rPr>
           <w:b/>
         </w:rPr>
-        <w:t>Ramsey 数</w:t>
+        <w:t>结论一（判定性结果）：循环图族已被穷举排除。</w:t>
       </w:r>
       <w:r>
-        <w:t xml:space="preserve"> </w:t>
+        <w:t xml:space="preserve"> 把搜索限制到循环图（自由参数从 </w:t>
       </w:r>
       <w:r>
         <w:rPr>
           <w:i/>
         </w:rPr>
-        <w:t>R(s,t)</w:t>
+        <w:t>C(n,2)</w:t>
       </w:r>
       <w:r>
-        <w:t xml:space="preserve">：最小的 </w:t>
+        <w:t xml:space="preserve"> 降到 </w:t>
+      </w:r>
+      <w:r>
+        <w:rPr>
+          <w:i/>
+        </w:rPr>
+        <w:t>n/2</w:t>
+      </w:r>
+      <w:r>
+        <w:t>，</w:t>
+      </w:r>
+      <w:r>
+        <w:rPr>
+          <w:i/>
+        </w:rPr>
+        <w:t>n=43</w:t>
+      </w:r>
+      <w:r>
+        <w:t xml:space="preserve"> 时只有 21 个比特）， 把合法性判定化为位运算，并经过三处优化把判定速度从 455 提升到</w:t>
+      </w:r>
+      <w:r>
+        <w:rPr>
+          <w:b/>
+        </w:rPr>
+        <w:t>约 200 万配置/秒</w:t>
+      </w:r>
+      <w:r>
+        <w:t>， 从而可以</w:t>
+      </w:r>
+      <w:r>
+        <w:rPr>
+          <w:b/>
+        </w:rPr>
+        <w:t>穷举整个子族</w:t>
+      </w:r>
+      <w:r>
+        <w:t>：</w:t>
+      </w:r>
+    </w:p>
+    <w:p>
+      <w:pPr>
+        <w:spacing w:before="80" w:after="120"/>
+        <w:ind w:left="397"/>
+      </w:pPr>
+      <w:r>
+        <w:rPr>
+          <w:i/>
+          <w:color w:val="404040"/>
+        </w:rPr>
+        <w:t xml:space="preserve">循环图族内存在合法 </w:t>
+      </w:r>
+      <w:r>
+        <w:rPr>
+          <w:i/>
+          <w:color w:val="404040"/>
+        </w:rPr>
+        <w:t>(5,5)</w:t>
+      </w:r>
+      <w:r>
+        <w:rPr>
+          <w:i/>
+          <w:color w:val="404040"/>
+        </w:rPr>
+        <w:t>-染色的</w:t>
+      </w:r>
+      <w:r>
+        <w:rPr>
+          <w:b/>
+          <w:i/>
+          <w:color w:val="404040"/>
+        </w:rPr>
+        <w:t xml:space="preserve">最大 </w:t>
+      </w:r>
+      <w:r>
+        <w:rPr>
+          <w:b/>
+          <w:i/>
+          <w:color w:val="404040"/>
+        </w:rPr>
+        <w:t>n = 41</w:t>
+      </w:r>
+      <w:r>
+        <w:rPr>
+          <w:i/>
+          <w:color w:val="404040"/>
+        </w:rPr>
+        <w:t>；</w:t>
+      </w:r>
+      <w:r>
+        <w:rPr>
+          <w:i/>
+          <w:color w:val="404040"/>
+        </w:rPr>
+        <w:t>n ≥ 42</w:t>
+      </w:r>
+      <w:r>
+        <w:rPr>
+          <w:i/>
+          <w:color w:val="404040"/>
+        </w:rPr>
+        <w:t xml:space="preserve"> 全部判定性无解。</w:t>
+      </w:r>
+    </w:p>
+    <w:p>
+      <w:r>
+        <w:t xml:space="preserve">三重正确性保障：① 小 </w:t>
       </w:r>
       <w:r>
         <w:rPr>
@@ -190,42 +1243,237 @@
         <w:t>n</w:t>
       </w:r>
       <w:r>
-        <w:t xml:space="preserve">，使得对 </w:t>
+        <w:t xml:space="preserve"> 上与独立实现的代价函数</w:t>
+      </w:r>
+      <w:r>
+        <w:rPr>
+          <w:b/>
+        </w:rPr>
+        <w:t>逐配置全空间对比</w:t>
+      </w:r>
+      <w:r>
+        <w:t xml:space="preserve">，零不一致； ② 每个解过独立验证器；③ </w:t>
       </w:r>
       <w:r>
         <w:rPr>
           <w:i/>
         </w:rPr>
-        <w:t>K_n</w:t>
+        <w:t>n=46</w:t>
       </w:r>
       <w:r>
-        <w:t xml:space="preserve"> 的边做红蓝二染色时， 必然出现红色 </w:t>
+        <w:t xml:space="preserve"> 无解的结论与已证明的 </w:t>
       </w:r>
       <w:r>
         <w:rPr>
           <w:i/>
         </w:rPr>
-        <w:t>K_s</w:t>
+        <w:t>R(5,5)≤ 46</w:t>
       </w:r>
       <w:r>
-        <w:t xml:space="preserve"> 或蓝色 </w:t>
+        <w:t xml:space="preserve"> 一致。 （推论：</w:t>
       </w:r>
       <w:r>
         <w:rPr>
           <w:i/>
         </w:rPr>
-        <w:t>K_t</w:t>
+        <w:t>n=43</w:t>
       </w:r>
       <w:r>
-        <w:t>。</w:t>
+        <w:t xml:space="preserve"> 无循环解，说明那条著名的 43 顶点构造</w:t>
+      </w:r>
+      <w:r>
+        <w:rPr>
+          <w:b/>
+        </w:rPr>
+        <w:t>必然不是循环图</w:t>
+      </w:r>
+      <w:r>
+        <w:t>。）</w:t>
       </w:r>
     </w:p>
     <w:p>
       <w:r>
         <w:rPr>
+          <w:b/>
+        </w:rPr>
+        <w:t>结论二（负面，已定位机制）：把"过去找到的解"存起来热启动，比独立重启更差。</w:t>
+      </w:r>
+      <w:r>
+        <w:t xml:space="preserve"> 四种解层记忆策略在两个预算区间内全部劣于冷启动。机制清晰：存下的近失解代价比一次 冷启动能达到的还差，热启动把搜索</w:t>
+      </w:r>
+      <w:r>
+        <w:rPr>
+          <w:b/>
+        </w:rPr>
+        <w:t>锚定在平庸盆地</w:t>
+      </w:r>
+      <w:r>
+        <w:t>——这与"约束全局耦合时好解不可分解" 的判断一致。</w:t>
+      </w:r>
+    </w:p>
+    <w:p>
+      <w:pPr>
+        <w:spacing w:before="80" w:after="120"/>
+        <w:ind w:left="397"/>
+      </w:pPr>
+      <w:r>
+        <w:rPr>
+          <w:b/>
           <w:i/>
+          <w:color w:val="404040"/>
         </w:rPr>
-        <w:t>43 ≤ R(5,5) ≤ 46</w:t>
+        <w:t>正是这个否定结果促成了本次方向修正</w:t>
+      </w:r>
+      <w:r>
+        <w:rPr>
+          <w:i/>
+          <w:color w:val="404040"/>
+        </w:rPr>
+        <w:t>：增益来自</w:t>
+      </w:r>
+      <w:r>
+        <w:rPr>
+          <w:b/>
+          <w:i/>
+          <w:color w:val="404040"/>
+        </w:rPr>
+        <w:t>算法本身</w:t>
+      </w:r>
+      <w:r>
+        <w:rPr>
+          <w:i/>
+          <w:color w:val="404040"/>
+        </w:rPr>
+        <w:t>，而"在固定算法集合里做选择" 是一个退化的老虎机（其中一个臂全占优，数学上不可能赢）。</w:t>
+      </w:r>
+      <w:r>
+        <w:rPr>
+          <w:b/>
+          <w:i/>
+          <w:color w:val="404040"/>
+        </w:rPr>
+        <w:t>要让 Agent 有价值， 它必须能创造新算法，而不是只在旧算法里挑。</w:t>
+      </w:r>
+      <w:r>
+        <w:rPr>
+          <w:i/>
+          <w:color w:val="404040"/>
+        </w:rPr>
+        <w:t xml:space="preserve"> 这正是课程 §5.2.6 讲的"Agent 自举"。</w:t>
+      </w:r>
+    </w:p>
+    <w:p>
+      <w:pPr>
+        <w:pStyle w:val="Heading1"/>
+      </w:pPr>
+      <w:r>
+        <w:t>四、新架构</w:t>
+      </w:r>
+    </w:p>
+    <w:p>
+      <w:pPr>
+        <w:pStyle w:val="Heading2"/>
+      </w:pPr>
+      <w:r>
+        <w:t>4.1 总体结构</w:t>
+      </w:r>
+    </w:p>
+    <w:p>
+      <w:pPr>
+        <w:spacing w:before="80" w:after="160"/>
+        <w:ind w:left="340"/>
+      </w:pPr>
+      <w:r>
+        <w:rPr>
+          <w:rFonts w:ascii="Consolas" w:hAnsi="Consolas"/>
+          <w:sz w:val="17"/>
+        </w:rPr>
+        <w:t xml:space="preserve">                 ┌─────────────────────────────────────────┐</w:t>
+        <w:br/>
+        <w:t xml:space="preserve">   用户下达任务 → │ ① 任务层：把自然语言任务转成结构化目标   │</w:t>
+        <w:br/>
+        <w:t xml:space="preserve">                 │   目标实例 / 成功判据 / 时间预算          │</w:t>
+        <w:br/>
+        <w:t xml:space="preserve">                 └────────────────┬────────────────────────┘</w:t>
+        <w:br/>
+        <w:t xml:space="preserve">                                  ▼</w:t>
+        <w:br/>
+        <w:t xml:space="preserve">                 ┌─────────────────────────────────────────┐</w:t>
+        <w:br/>
+        <w:t xml:space="preserve">                 │ ② 决策层（两层，课程 §5.2.6）            │</w:t>
+        <w:br/>
+        <w:t xml:space="preserve">                 │  确定性层：停滞判定 / 预算分配 / 门禁 /   │</w:t>
+        <w:br/>
+        <w:t xml:space="preserve">                 │            回退  ← 不依赖 LLM，永远能跑   │</w:t>
+        <w:br/>
+        <w:t xml:space="preserve">                 │  LLM 层：失败归因 / 提出新算法思路        │</w:t>
+        <w:br/>
+        <w:t xml:space="preserve">                 │            / 写新算子代码  ← 应对长尾     │</w:t>
+        <w:br/>
+        <w:t xml:space="preserve">                 └────────────────┬────────────────────────┘</w:t>
+        <w:br/>
+        <w:t xml:space="preserve">                                  ▼</w:t>
+        <w:br/>
+        <w:t xml:space="preserve">                 ┌─────────────────────────────────────────┐</w:t>
+        <w:br/>
+        <w:t xml:space="preserve">                 │ ③ 执行层：Coding Agent                   │</w:t>
+        <w:br/>
+        <w:t xml:space="preserve">                 │  读代码 → 写代码 → 跑回归 → 跑评测 →      │</w:t>
+        <w:br/>
+        <w:t xml:space="preserve">                 │  保留或回退 → 记录（课程 §5.1.3 流程）    │</w:t>
+        <w:br/>
+        <w:t xml:space="preserve">                 └────────────────┬────────────────────────┘</w:t>
+        <w:br/>
+        <w:t xml:space="preserve">                                  ▼</w:t>
+        <w:br/>
+        <w:t xml:space="preserve">                 ┌─────────────────────────────────────────┐</w:t>
+        <w:br/>
+        <w:t xml:space="preserve">                 │ ④ 环境层：Ramsey 评测场                  │</w:t>
+        <w:br/>
+        <w:t xml:space="preserve">                 │  精确代价引擎 + 独立验证器 + 固定预算评测 │</w:t>
+        <w:br/>
+        <w:t xml:space="preserve">                 └─────────────────────────────────────────┘</w:t>
+      </w:r>
+    </w:p>
+    <w:p>
+      <w:pPr>
+        <w:pStyle w:val="Heading2"/>
+      </w:pPr>
+      <w:r>
+        <w:t>4.2 Agent 的运行规则（显式、可读、可审）</w:t>
+      </w:r>
+    </w:p>
+    <w:p>
+      <w:r>
+        <w:t>这是本项目的</w:t>
+      </w:r>
+      <w:r>
+        <w:rPr>
+          <w:b/>
+        </w:rPr>
+        <w:t>核心主张</w:t>
+      </w:r>
+      <w:r>
+        <w:t xml:space="preserve">：规则不埋在代码的 </w:t>
+      </w:r>
+      <w:r>
+        <w:rPr>
+          <w:rFonts w:ascii="Consolas" w:hAnsi="Consolas"/>
+          <w:color w:val="B03060"/>
+        </w:rPr>
+        <w:t>if</w:t>
+      </w:r>
+      <w:r>
+        <w:t xml:space="preserve"> 里，而是一组</w:t>
+      </w:r>
+      <w:r>
+        <w:rPr>
+          <w:b/>
+        </w:rPr>
+        <w:t>可打印、可审查、可修改</w:t>
+      </w:r>
+      <w:r>
+        <w:t>的规则。</w:t>
       </w:r>
     </w:p>
     <w:tbl>
@@ -255,7 +1503,7 @@
               <w:rPr>
                 <w:b/>
               </w:rPr>
-              <w:t>界</w:t>
+              <w:t>规则</w:t>
             </w:r>
           </w:p>
         </w:tc>
@@ -273,7 +1521,7 @@
               <w:rPr>
                 <w:b/>
               </w:rPr>
-              <w:t>值</w:t>
+              <w:t>内容</w:t>
             </w:r>
           </w:p>
         </w:tc>
@@ -291,7 +1539,7 @@
               <w:rPr>
                 <w:b/>
               </w:rPr>
-              <w:t>来源</w:t>
+              <w:t>为什么这样定</w:t>
             </w:r>
           </w:p>
         </w:tc>
@@ -304,7 +1552,10 @@
           <w:p>
             <w:r/>
             <w:r>
-              <w:t>下界</w:t>
+              <w:rPr>
+                <w:b/>
+              </w:rPr>
+              <w:t>门禁规则</w:t>
             </w:r>
           </w:p>
         </w:tc>
@@ -315,10 +1566,7 @@
           <w:p>
             <w:r/>
             <w:r>
-              <w:rPr>
-                <w:i/>
-              </w:rPr>
-              <w:t>≥ 43</w:t>
+              <w:t>新算法必须先通过全部 34 项回归测试，否则不得进入评测</w:t>
             </w:r>
           </w:p>
         </w:tc>
@@ -329,7 +1577,7 @@
           <w:p>
             <w:r/>
             <w:r>
-              <w:t>1989 年的 43 顶点构造，三十余年未被改进</w:t>
+              <w:t>课程 §5.1.4"约束优先于指导"：用代码强制，而不是提示词请求</w:t>
             </w:r>
           </w:p>
         </w:tc>
@@ -342,7 +1590,10 @@
           <w:p>
             <w:r/>
             <w:r>
-              <w:t>上界</w:t>
+              <w:rPr>
+                <w:b/>
+              </w:rPr>
+              <w:t>验证规则</w:t>
             </w:r>
           </w:p>
         </w:tc>
@@ -353,10 +1604,7 @@
           <w:p>
             <w:r/>
             <w:r>
-              <w:rPr>
-                <w:i/>
-              </w:rPr>
-              <w:t>≤ 46</w:t>
+              <w:t>任何代价为 0 的结果，必须经独立验证器复核才算成功</w:t>
             </w:r>
           </w:p>
         </w:tc>
@@ -367,7 +1615,203 @@
           <w:p>
             <w:r/>
             <w:r>
-              <w:t>Angeltveit &amp; McKay, 2024（arXiv:2409.15709）</w:t>
+              <w:t>§5.1.4"执行边界"：防止 Agent 绕过搜索伪造解</w:t>
+            </w:r>
+          </w:p>
+        </w:tc>
+      </w:tr>
+      <w:tr>
+        <w:tc>
+          <w:tcPr>
+            <w:tcW w:type="dxa" w:w="3137"/>
+          </w:tcPr>
+          <w:p>
+            <w:r/>
+            <w:r>
+              <w:rPr>
+                <w:b/>
+              </w:rPr>
+              <w:t>预算规则</w:t>
+            </w:r>
+          </w:p>
+        </w:tc>
+        <w:tc>
+          <w:tcPr>
+            <w:tcW w:type="dxa" w:w="3137"/>
+          </w:tcPr>
+          <w:p>
+            <w:r/>
+            <w:r>
+              <w:t>每轮迭代的评测时间固定；总预算按目标队列分配</w:t>
+            </w:r>
+          </w:p>
+        </w:tc>
+        <w:tc>
+          <w:tcPr>
+            <w:tcW w:type="dxa" w:w="3137"/>
+          </w:tcPr>
+          <w:p>
+            <w:r/>
+            <w:r>
+              <w:t>保证不同算法之间可比，防止"多跑几次就算改进"</w:t>
+            </w:r>
+          </w:p>
+        </w:tc>
+      </w:tr>
+      <w:tr>
+        <w:tc>
+          <w:tcPr>
+            <w:tcW w:type="dxa" w:w="3137"/>
+          </w:tcPr>
+          <w:p>
+            <w:r/>
+            <w:r>
+              <w:rPr>
+                <w:b/>
+              </w:rPr>
+              <w:t>停滞规则</w:t>
+            </w:r>
+          </w:p>
+        </w:tc>
+        <w:tc>
+          <w:tcPr>
+            <w:tcW w:type="dxa" w:w="3137"/>
+          </w:tcPr>
+          <w:p>
+            <w:r/>
+            <w:r>
+              <w:t>连续 N 轮无改进即判定该方向停滞，转入下一策略或下一目标</w:t>
+            </w:r>
+          </w:p>
+        </w:tc>
+        <w:tc>
+          <w:tcPr>
+            <w:tcW w:type="dxa" w:w="3137"/>
+          </w:tcPr>
+          <w:p>
+            <w:r/>
+            <w:r>
+              <w:t>对应 §5.1.5 控制流层故障：</w:t>
+            </w:r>
+            <w:r>
+              <w:rPr>
+                <w:b/>
+              </w:rPr>
+              <w:t>死循环与死亡螺旋</w:t>
+            </w:r>
+          </w:p>
+        </w:tc>
+      </w:tr>
+      <w:tr>
+        <w:tc>
+          <w:tcPr>
+            <w:tcW w:type="dxa" w:w="3137"/>
+          </w:tcPr>
+          <w:p>
+            <w:r/>
+            <w:r>
+              <w:rPr>
+                <w:b/>
+              </w:rPr>
+              <w:t>回退规则</w:t>
+            </w:r>
+          </w:p>
+        </w:tc>
+        <w:tc>
+          <w:tcPr>
+            <w:tcW w:type="dxa" w:w="3137"/>
+          </w:tcPr>
+          <w:p>
+            <w:r/>
+            <w:r>
+              <w:t>任何被否决的改动都可一键回退到上一个已验证版本</w:t>
+            </w:r>
+          </w:p>
+        </w:tc>
+        <w:tc>
+          <w:tcPr>
+            <w:tcW w:type="dxa" w:w="3137"/>
+          </w:tcPr>
+          <w:p>
+            <w:r/>
+            <w:r>
+              <w:t>§5.1.4"回退要可靠"：每个错误都可逆</w:t>
+            </w:r>
+          </w:p>
+        </w:tc>
+      </w:tr>
+      <w:tr>
+        <w:tc>
+          <w:tcPr>
+            <w:tcW w:type="dxa" w:w="3137"/>
+          </w:tcPr>
+          <w:p>
+            <w:r/>
+            <w:r>
+              <w:rPr>
+                <w:b/>
+              </w:rPr>
+              <w:t>记录规则</w:t>
+            </w:r>
+          </w:p>
+        </w:tc>
+        <w:tc>
+          <w:tcPr>
+            <w:tcW w:type="dxa" w:w="3137"/>
+          </w:tcPr>
+          <w:p>
+            <w:r/>
+            <w:r>
+              <w:t>每轮必须记录：决定 / 理由 / 观察 / 结果</w:t>
+            </w:r>
+          </w:p>
+        </w:tc>
+        <w:tc>
+          <w:tcPr>
+            <w:tcW w:type="dxa" w:w="3137"/>
+          </w:tcPr>
+          <w:p>
+            <w:r/>
+            <w:r>
+              <w:t>决策日志即作业要求的"体现智能体运行与迭代结果"</w:t>
+            </w:r>
+          </w:p>
+        </w:tc>
+      </w:tr>
+      <w:tr>
+        <w:tc>
+          <w:tcPr>
+            <w:tcW w:type="dxa" w:w="3137"/>
+          </w:tcPr>
+          <w:p>
+            <w:r/>
+            <w:r>
+              <w:rPr>
+                <w:b/>
+              </w:rPr>
+              <w:t>重试规则</w:t>
+            </w:r>
+          </w:p>
+        </w:tc>
+        <w:tc>
+          <w:tcPr>
+            <w:tcW w:type="dxa" w:w="3137"/>
+          </w:tcPr>
+          <w:p>
+            <w:r/>
+            <w:r>
+              <w:t>先分类再计数：可重试错误（超时/限流）才重试，不可重试错误（参数非法）不得原样重试</w:t>
+            </w:r>
+          </w:p>
+        </w:tc>
+        <w:tc>
+          <w:tcPr>
+            <w:tcW w:type="dxa" w:w="3137"/>
+          </w:tcPr>
+          <w:p>
+            <w:r/>
+            <w:r>
+              <w:t>§5.1.5"先分类，再计数"</w:t>
             </w:r>
           </w:p>
         </w:tc>
@@ -379,43 +1823,130 @@
         <w:pStyle w:val="Heading2"/>
       </w:pPr>
       <w:r>
-        <w:t>1.2 关键的"降维"：把开放问题变成两个具体靶子</w:t>
+        <w:t>4.3 自主迭代循环</w:t>
+      </w:r>
+    </w:p>
+    <w:p>
+      <w:pPr>
+        <w:spacing w:before="80" w:after="160"/>
+        <w:ind w:left="340"/>
+      </w:pPr>
+      <w:r>
+        <w:rPr>
+          <w:rFonts w:ascii="Consolas" w:hAnsi="Consolas"/>
+          <w:sz w:val="17"/>
+        </w:rPr>
+        <w:t>① 分析   读轨迹日志：上轮结果如何？卡在哪？失败模式是什么？</w:t>
+        <w:br/>
+        <w:t>② 提出   确定性层先试预设策略；若无效，交给 LLM 归因并提出新算法思路</w:t>
+        <w:br/>
+        <w:t>③ 设计   写出简短设计说明（改哪个模块、为什么、预期影响）——课程 §5.1.3</w:t>
+        <w:br/>
+        <w:t>④ 实现   写代码（新算子 / 新技能 / 新参数策略）</w:t>
+        <w:br/>
+        <w:t>⑤ 门禁   跑 34 项回归测试 —— 不过就地丢弃，不进入评测</w:t>
+        <w:br/>
+        <w:t>⑥ 评测   在固定预算的评测场上对比（多种子、held-out）</w:t>
+        <w:br/>
+        <w:t>⑦ 决策   优于基线则保留并登记为技能；否则回退并记录原因</w:t>
+        <w:br/>
+        <w:t>⑧ 记录   写入决策日志与轨迹日志</w:t>
+        <w:br/>
+        <w:t xml:space="preserve">   └──────────────────→ 回到 ①</w:t>
+      </w:r>
+    </w:p>
+    <w:p>
+      <w:pPr>
+        <w:pStyle w:val="Heading2"/>
+      </w:pPr>
+      <w:r>
+        <w:t>4.4 技能库（课程 §2.5 三层渐进式披露）</w:t>
+      </w:r>
+    </w:p>
+    <w:p>
+      <w:pPr>
+        <w:spacing w:before="80" w:after="160"/>
+        <w:ind w:left="340"/>
+      </w:pPr>
+      <w:r>
+        <w:rPr>
+          <w:rFonts w:ascii="Consolas" w:hAnsi="Consolas"/>
+          <w:sz w:val="17"/>
+        </w:rPr>
+        <w:t>skills/</w:t>
+        <w:br/>
+        <w:t xml:space="preserve">  &lt;skill-name&gt;/</w:t>
+        <w:br/>
+        <w:t xml:space="preserve">    SKILL.md        # 第一层元数据：name + description（写成"何时用我/何时别用我"）</w:t>
+        <w:br/>
+        <w:t xml:space="preserve">                    # 第二层正文：角色与读者 / 核心原则(3-5条+正反例)</w:t>
+        <w:br/>
+        <w:t xml:space="preserve">                    #              / 禁止清单 / 参考资料</w:t>
+        <w:br/>
+        <w:t xml:space="preserve">    impl.py         # 可执行实现（技能可以捆绑代码）</w:t>
+        <w:br/>
+        <w:t xml:space="preserve">    reference.md    # 第三层：深入细节，按需加载</w:t>
       </w:r>
     </w:p>
     <w:p>
       <w:r>
-        <w:t>按定义，</w:t>
+        <w:rPr>
+          <w:b/>
+        </w:rPr>
+        <w:t>关键点</w:t>
+      </w:r>
+      <w:r>
+        <w:t>：</w:t>
+      </w:r>
+      <w:r>
+        <w:rPr>
+          <w:rFonts w:ascii="Consolas" w:hAnsi="Consolas"/>
+          <w:color w:val="B03060"/>
+        </w:rPr>
+        <w:t>description</w:t>
+      </w:r>
+      <w:r>
+        <w:t xml:space="preserve"> 是</w:t>
       </w:r>
       <w:r>
         <w:rPr>
           <w:b/>
         </w:rPr>
-        <w:t xml:space="preserve">存在一份合法染色于 </w:t>
+        <w:t>路由条件</w:t>
       </w:r>
       <w:r>
-        <w:rPr>
-          <w:b/>
-          <w:i/>
-        </w:rPr>
-        <w:t>n</w:t>
+        <w:t>，不是功能罗列——"何时用我"比"我能做什么"重要得多。 目录常驻上下文（开销小），完整正文按需加载（开销大），这是兼顾能力与上下文成本的关键。</w:t>
+      </w:r>
+    </w:p>
+    <w:p>
+      <w:pPr>
+        <w:pStyle w:val="Heading2"/>
+      </w:pPr>
+      <w:r>
+        <w:t>4.5 Agent 的知识（记忆的正确形态）</w:t>
+      </w:r>
+    </w:p>
+    <w:p>
+      <w:r>
+        <w:t>第一阶段证否的是"</w:t>
       </w:r>
       <w:r>
         <w:rPr>
           <w:b/>
         </w:rPr>
-        <w:t xml:space="preserve"> 个顶点</w:t>
+        <w:t>解层</w:t>
       </w:r>
       <w:r>
-        <w:t xml:space="preserve"> </w:t>
+        <w:t>记忆"。本架构里 Agent 的知识是</w:t>
       </w:r>
       <w:r>
         <w:rPr>
-          <w:i/>
+          <w:b/>
         </w:rPr>
-        <w:t>R(5,5) &gt; n</w:t>
+        <w:t>算法层</w:t>
       </w:r>
       <w:r>
-        <w:t>。因此：</w:t>
+        <w:t>的：</w:t>
       </w:r>
     </w:p>
     <w:p>
@@ -423,25 +1954,16 @@
         <w:pStyle w:val="ListBullet"/>
       </w:pPr>
       <w:r>
-        <w:t xml:space="preserve">下界是 43 ⇒ </w:t>
+        <w:t>有哪些算法变体（</w:t>
       </w:r>
       <w:r>
         <w:rPr>
           <w:b/>
         </w:rPr>
-        <w:t>在 44 与 45 顶点上"有没有合法染色"是未知的</w:t>
+        <w:t>可执行代码</w:t>
       </w:r>
       <w:r>
-        <w:t xml:space="preserve">，而 </w:t>
-      </w:r>
-      <w:r>
-        <w:rPr>
-          <w:i/>
-        </w:rPr>
-        <w:t>n ≤ 43</w:t>
-      </w:r>
-      <w:r>
-        <w:t xml:space="preserve"> 一定存在。</w:t>
+        <w:t>，课程 §3.1.4）</w:t>
       </w:r>
     </w:p>
     <w:p>
@@ -449,22 +1971,16 @@
         <w:pStyle w:val="ListBullet"/>
       </w:pPr>
       <w:r>
+        <w:t>每个变体在</w:t>
+      </w:r>
+      <w:r>
         <w:rPr>
           <w:b/>
         </w:rPr>
-        <w:t>找到 44 顶点的合法染色</w:t>
+        <w:t>什么情形</w:t>
       </w:r>
       <w:r>
-        <w:t xml:space="preserve"> ⇒ </w:t>
-      </w:r>
-      <w:r>
-        <w:rPr>
-          <w:i/>
-        </w:rPr>
-        <w:t>R(5,5) ≥ 45</w:t>
-      </w:r>
-      <w:r>
-        <w:t xml:space="preserve"> ——把三十余年的下界从 43 推到 45。</w:t>
+        <w:t>下实测表现如何（按规模 / 预算 / 问题形状分档）</w:t>
       </w:r>
     </w:p>
     <w:p>
@@ -472,144 +1988,7 @@
         <w:pStyle w:val="ListBullet"/>
       </w:pPr>
       <w:r>
-        <w:rPr>
-          <w:b/>
-        </w:rPr>
-        <w:t>找到 45 顶点的合法染色</w:t>
-      </w:r>
-      <w:r>
-        <w:t xml:space="preserve"> ⇒ </w:t>
-      </w:r>
-      <w:r>
-        <w:rPr>
-          <w:i/>
-        </w:rPr>
-        <w:t>R(5,5) ≥ 46</w:t>
-      </w:r>
-      <w:r>
-        <w:t xml:space="preserve">，结合上界 46 ⇒ </w:t>
-      </w:r>
-      <w:r>
-        <w:rPr>
-          <w:b/>
-          <w:i/>
-        </w:rPr>
-        <w:t>R(5,5) = 46</w:t>
-      </w:r>
-      <w:r>
-        <w:rPr>
-          <w:b/>
-        </w:rPr>
-        <w:t>，问题解决</w:t>
-      </w:r>
-      <w:r>
-        <w:t>。</w:t>
-      </w:r>
-    </w:p>
-    <w:p>
-      <w:pPr>
-        <w:pStyle w:val="ListBullet"/>
-      </w:pPr>
-      <w:r>
-        <w:rPr>
-          <w:i/>
-        </w:rPr>
-        <w:t>n = 46</w:t>
-      </w:r>
-      <w:r>
-        <w:t xml:space="preserve"> 上必定不存在（否则与已证明的上界矛盾）——这可以当作对我们代码的独立交叉检查。</w:t>
-      </w:r>
-    </w:p>
-    <w:p>
-      <w:r>
-        <w:rPr>
-          <w:b/>
-        </w:rPr>
-        <w:t>这就是整个项目的靶子：</w:t>
-      </w:r>
-      <w:r>
-        <w:rPr>
-          <w:b/>
-          <w:i/>
-        </w:rPr>
-        <w:t>n = 44</w:t>
-      </w:r>
-      <w:r>
-        <w:rPr>
-          <w:b/>
-        </w:rPr>
-        <w:t xml:space="preserve"> 或 </w:t>
-      </w:r>
-      <w:r>
-        <w:rPr>
-          <w:b/>
-          <w:i/>
-        </w:rPr>
-        <w:t>45</w:t>
-      </w:r>
-      <w:r>
-        <w:rPr>
-          <w:b/>
-        </w:rPr>
-        <w:t>。</w:t>
-      </w:r>
-      <w:r>
-        <w:t xml:space="preserve"> 目标明确、判据二元、结果可精确验证。</w:t>
-      </w:r>
-    </w:p>
-    <w:p>
-      <w:pPr>
-        <w:pStyle w:val="Heading2"/>
-      </w:pPr>
-      <w:r>
-        <w:t>1.3 为什么适合用"智能体 + 搜索"</w:t>
-      </w:r>
-    </w:p>
-    <w:p>
-      <w:pPr>
-        <w:pStyle w:val="ListBullet"/>
-      </w:pPr>
-      <w:r>
-        <w:t xml:space="preserve">目标函数明确：单色 </w:t>
-      </w:r>
-      <w:r>
-        <w:rPr>
-          <w:i/>
-        </w:rPr>
-        <w:t>K_5</w:t>
-      </w:r>
-      <w:r>
-        <w:t xml:space="preserve"> 的个数（违反度），成功判据为 0；</w:t>
-      </w:r>
-    </w:p>
-    <w:p>
-      <w:pPr>
-        <w:pStyle w:val="ListBullet"/>
-      </w:pPr>
-      <w:r>
-        <w:t>验证成本低且精确：一份染色是否合法，可以在多项式时间内</w:t>
-      </w:r>
-      <w:r>
-        <w:rPr>
-          <w:b/>
-        </w:rPr>
-        <w:t>确定性地</w:t>
-      </w:r>
-      <w:r>
-        <w:t>复核；</w:t>
-      </w:r>
-    </w:p>
-    <w:p>
-      <w:pPr>
-        <w:pStyle w:val="ListBullet"/>
-      </w:pPr>
-      <w:r>
-        <w:t>探索空间巨大且结构化：需要"生成候选 + 独立验证"的迭代式搜索。</w:t>
-      </w:r>
-    </w:p>
-    <w:p>
-      <w:r>
-        <w:t>这三点正好是智能体范式擅长的形态，也是本项目选择该问题的原因。</w:t>
+        <w:t>哪些改动被否决过、原因是什么（负面知识同样重要）</w:t>
       </w:r>
     </w:p>
     <w:p>
@@ -617,15 +1996,7 @@
         <w:pStyle w:val="Heading1"/>
       </w:pPr>
       <w:r>
-        <w:t>二、第一阶段成果（已完成）</w:t>
-      </w:r>
-    </w:p>
-    <w:p>
-      <w:pPr>
-        <w:pStyle w:val="Heading2"/>
-      </w:pPr>
-      <w:r>
-        <w:t>2.1 已建成的系统</w:t>
+        <w:t>五、阶段计划</w:t>
       </w:r>
     </w:p>
     <w:tbl>
@@ -636,13 +2007,15 @@
         <w:tblLook w:firstColumn="1" w:firstRow="1" w:lastColumn="0" w:lastRow="0" w:noHBand="0" w:noVBand="1" w:val="04A0"/>
       </w:tblPr>
       <w:tblGrid>
-        <w:gridCol w:w="4706"/>
-        <w:gridCol w:w="4706"/>
+        <w:gridCol w:w="2353"/>
+        <w:gridCol w:w="2353"/>
+        <w:gridCol w:w="2353"/>
+        <w:gridCol w:w="2353"/>
       </w:tblGrid>
       <w:tr>
         <w:tc>
           <w:tcPr>
-            <w:tcW w:type="dxa" w:w="4706"/>
+            <w:tcW w:type="dxa" w:w="2353"/>
           </w:tcPr>
           <w:p>
             <w:r>
@@ -654,13 +2027,13 @@
               <w:rPr>
                 <w:b/>
               </w:rPr>
-              <w:t>模块</w:t>
+              <w:t>阶段</w:t>
             </w:r>
           </w:p>
         </w:tc>
         <w:tc>
           <w:tcPr>
-            <w:tcW w:type="dxa" w:w="4706"/>
+            <w:tcW w:type="dxa" w:w="2353"/>
           </w:tcPr>
           <w:p>
             <w:r>
@@ -672,7 +2045,43 @@
               <w:rPr>
                 <w:b/>
               </w:rPr>
-              <w:t>作用</w:t>
+              <w:t>做什么</w:t>
+            </w:r>
+          </w:p>
+        </w:tc>
+        <w:tc>
+          <w:tcPr>
+            <w:tcW w:type="dxa" w:w="2353"/>
+          </w:tcPr>
+          <w:p>
+            <w:r>
+              <w:rPr>
+                <w:b/>
+              </w:rPr>
+            </w:r>
+            <w:r>
+              <w:rPr>
+                <w:b/>
+              </w:rPr>
+              <w:t>预期目标（可证伪）</w:t>
+            </w:r>
+          </w:p>
+        </w:tc>
+        <w:tc>
+          <w:tcPr>
+            <w:tcW w:type="dxa" w:w="2353"/>
+          </w:tcPr>
+          <w:p>
+            <w:r>
+              <w:rPr>
+                <w:b/>
+              </w:rPr>
+            </w:r>
+            <w:r>
+              <w:rPr>
+                <w:b/>
+              </w:rPr>
+              <w:t>交付物</w:t>
             </w:r>
           </w:p>
         </w:tc>
@@ -680,32 +2089,54 @@
       <w:tr>
         <w:tc>
           <w:tcPr>
-            <w:tcW w:type="dxa" w:w="4706"/>
+            <w:tcW w:type="dxa" w:w="2353"/>
           </w:tcPr>
           <w:p>
             <w:r/>
             <w:r>
-              <w:t>位掩码增量化代价引擎</w:t>
+              <w:rPr>
+                <w:b/>
+              </w:rPr>
+              <w:t>A. 骨架 + 确定性层</w:t>
             </w:r>
           </w:p>
         </w:tc>
         <w:tc>
           <w:tcPr>
-            <w:tcW w:type="dxa" w:w="4706"/>
+            <w:tcW w:type="dxa" w:w="2353"/>
           </w:tcPr>
           <w:p>
             <w:r/>
             <w:r>
-              <w:t>违反度增量维护，</w:t>
+              <w:t>任务层、规则引擎、决策循环、决策日志、技能库结构。</w:t>
             </w:r>
             <w:r>
               <w:rPr>
                 <w:b/>
               </w:rPr>
-              <w:t>约 10 万次翻转/秒</w:t>
+              <w:t>不依赖 LLM</w:t>
             </w:r>
+          </w:p>
+        </w:tc>
+        <w:tc>
+          <w:tcPr>
+            <w:tcW w:type="dxa" w:w="2353"/>
+          </w:tcPr>
+          <w:p>
+            <w:r/>
             <w:r>
-              <w:t>（n=46）</w:t>
+              <w:t>Agent 能在无人干预下连续跑 ≥ 1 小时，产出完整可读的决策日志；规则可被外部审查</w:t>
+            </w:r>
+          </w:p>
+        </w:tc>
+        <w:tc>
+          <w:tcPr>
+            <w:tcW w:type="dxa" w:w="2353"/>
+          </w:tcPr>
+          <w:p>
+            <w:r/>
+            <w:r>
+              <w:t>可运行的 Agent 骨架 + 一份真实运行日志</w:t>
             </w:r>
           </w:p>
         </w:tc>
@@ -713,32 +2144,54 @@
       <w:tr>
         <w:tc>
           <w:tcPr>
-            <w:tcW w:type="dxa" w:w="4706"/>
+            <w:tcW w:type="dxa" w:w="2353"/>
           </w:tcPr>
           <w:p>
             <w:r/>
             <w:r>
-              <w:t>独立验证器</w:t>
+              <w:rPr>
+                <w:b/>
+              </w:rPr>
+              <w:t>B. 接入 LLM</w:t>
             </w:r>
           </w:p>
         </w:tc>
         <w:tc>
           <w:tcPr>
-            <w:tcW w:type="dxa" w:w="4706"/>
+            <w:tcW w:type="dxa" w:w="2353"/>
           </w:tcPr>
           <w:p>
             <w:r/>
             <w:r>
-              <w:t>显式邻接矩阵 + 子集枚举，</w:t>
+              <w:t>接模型接口做失败归因与"提出新算法思路/写新算子代码"</w:t>
+            </w:r>
+          </w:p>
+        </w:tc>
+        <w:tc>
+          <w:tcPr>
+            <w:tcW w:type="dxa" w:w="2353"/>
+          </w:tcPr>
+          <w:p>
+            <w:r/>
+            <w:r>
+              <w:t>LLM 提出的新算子中，</w:t>
             </w:r>
             <w:r>
               <w:rPr>
                 <w:b/>
               </w:rPr>
-              <w:t>与搜索器完全不同的算法路径</w:t>
+              <w:t>至少有一个通过门禁并在评测场上优于初始技能库最优算子</w:t>
             </w:r>
+          </w:p>
+        </w:tc>
+        <w:tc>
+          <w:tcPr>
+            <w:tcW w:type="dxa" w:w="2353"/>
+          </w:tcPr>
+          <w:p>
+            <w:r/>
             <w:r>
-              <w:t>，唯一有权宣布成功</w:t>
+              <w:t>LLM 规划器 + 新算子的评测报告</w:t>
             </w:r>
           </w:p>
         </w:tc>
@@ -746,23 +2199,54 @@
       <w:tr>
         <w:tc>
           <w:tcPr>
-            <w:tcW w:type="dxa" w:w="4706"/>
+            <w:tcW w:type="dxa" w:w="2353"/>
           </w:tcPr>
           <w:p>
             <w:r/>
             <w:r>
-              <w:t>25 个算子的组合</w:t>
+              <w:rPr>
+                <w:b/>
+              </w:rPr>
+              <w:t>C. 长时程自主 + 目标队列</w:t>
             </w:r>
           </w:p>
         </w:tc>
         <w:tc>
           <w:tcPr>
-            <w:tcW w:type="dxa" w:w="4706"/>
+            <w:tcW w:type="dxa" w:w="2353"/>
           </w:tcPr>
           <w:p>
             <w:r/>
             <w:r>
-              <w:t>覆盖候选表 / 禁忌长度 / 卡住扰动 / 退火时间表四个维度</w:t>
+              <w:t>多目标任务、预算分配、停滞转移、跨目标调度</w:t>
+            </w:r>
+          </w:p>
+        </w:tc>
+        <w:tc>
+          <w:tcPr>
+            <w:tcW w:type="dxa" w:w="2353"/>
+          </w:tcPr>
+          <w:p>
+            <w:r/>
+            <w:r>
+              <w:t>给定 3 个以上目标与总预算，Agent 自行分配，且分配结果</w:t>
+            </w:r>
+            <w:r>
+              <w:rPr>
+                <w:b/>
+              </w:rPr>
+              <w:t>优于均匀分配基线</w:t>
+            </w:r>
+          </w:p>
+        </w:tc>
+        <w:tc>
+          <w:tcPr>
+            <w:tcW w:type="dxa" w:w="2353"/>
+          </w:tcPr>
+          <w:p>
+            <w:r/>
+            <w:r>
+              <w:t>调度器 + 对照实验</w:t>
             </w:r>
           </w:p>
         </w:tc>
@@ -770,23 +2254,54 @@
       <w:tr>
         <w:tc>
           <w:tcPr>
-            <w:tcW w:type="dxa" w:w="4706"/>
+            <w:tcW w:type="dxa" w:w="2353"/>
           </w:tcPr>
           <w:p>
             <w:r/>
             <w:r>
-              <w:t>三种规划器</w:t>
+              <w:rPr>
+                <w:b/>
+              </w:rPr>
+              <w:t>D. 评测 Agent 本身</w:t>
             </w:r>
           </w:p>
         </w:tc>
         <w:tc>
           <w:tcPr>
-            <w:tcW w:type="dxa" w:w="4706"/>
+            <w:tcW w:type="dxa" w:w="2353"/>
           </w:tcPr>
           <w:p>
             <w:r/>
             <w:r>
-              <w:t>脚本化 / UCB1 自适应 / LLM（可插拔，离线可跑）</w:t>
+              <w:t>把"自主迭代"与"人工固定策略"做对照</w:t>
+            </w:r>
+          </w:p>
+        </w:tc>
+        <w:tc>
+          <w:tcPr>
+            <w:tcW w:type="dxa" w:w="2353"/>
+          </w:tcPr>
+          <w:p>
+            <w:r/>
+            <w:r>
+              <w:rPr>
+                <w:b/>
+              </w:rPr>
+              <w:t>自主迭代出的算法在 held-out 上优于任何单一固定算法</w:t>
+            </w:r>
+            <w:r>
+              <w:t>（多种子、多种度量交叉验证）</w:t>
+            </w:r>
+          </w:p>
+        </w:tc>
+        <w:tc>
+          <w:tcPr>
+            <w:tcW w:type="dxa" w:w="2353"/>
+          </w:tcPr>
+          <w:p>
+            <w:r/>
+            <w:r>
+              <w:t>Agent 能力评估报告</w:t>
             </w:r>
           </w:p>
         </w:tc>
@@ -794,23 +2309,96 @@
       <w:tr>
         <w:tc>
           <w:tcPr>
-            <w:tcW w:type="dxa" w:w="4706"/>
+            <w:tcW w:type="dxa" w:w="2353"/>
           </w:tcPr>
           <w:p>
             <w:r/>
             <w:r>
-              <w:t>评测协议</w:t>
+              <w:rPr>
+                <w:b/>
+              </w:rPr>
+              <w:t>E. 应用产出</w:t>
             </w:r>
           </w:p>
         </w:tc>
         <w:tc>
           <w:tcPr>
-            <w:tcW w:type="dxa" w:w="4706"/>
+            <w:tcW w:type="dxa" w:w="2353"/>
           </w:tcPr>
           <w:p>
             <w:r/>
             <w:r>
-              <w:t>训练与 held-out 严格分离、固定墙钟预算、多种子、可断点续跑</w:t>
+              <w:t>用 Agent 攻开放靶子</w:t>
+            </w:r>
+          </w:p>
+        </w:tc>
+        <w:tc>
+          <w:tcPr>
+            <w:tcW w:type="dxa" w:w="2353"/>
+          </w:tcPr>
+          <w:p>
+            <w:r/>
+            <w:r>
+              <w:rPr>
+                <w:i/>
+              </w:rPr>
+              <w:t>R(5,5)</w:t>
+            </w:r>
+            <w:r>
+              <w:t xml:space="preserve"> 的 </w:t>
+            </w:r>
+            <w:r>
+              <w:rPr>
+                <w:i/>
+              </w:rPr>
+              <w:t>n=44</w:t>
+            </w:r>
+            <w:r>
+              <w:t xml:space="preserve"> 或 </w:t>
+            </w:r>
+            <w:r>
+              <w:rPr>
+                <w:i/>
+              </w:rPr>
+              <w:t>45</w:t>
+            </w:r>
+            <w:r>
+              <w:t xml:space="preserve"> 上找到合法染色（找到 45 即 </w:t>
+            </w:r>
+            <w:r>
+              <w:rPr>
+                <w:i/>
+              </w:rPr>
+              <w:t>R(5,5)=46</w:t>
+            </w:r>
+            <w:r>
+              <w:t xml:space="preserve">）；或 </w:t>
+            </w:r>
+            <w:r>
+              <w:rPr>
+                <w:i/>
+              </w:rPr>
+              <w:t>R(4,6)</w:t>
+            </w:r>
+            <w:r>
+              <w:t xml:space="preserve"> 下界 </w:t>
+            </w:r>
+            <w:r>
+              <w:rPr>
+                <w:i/>
+              </w:rPr>
+              <w:t>3536</w:t>
+            </w:r>
+          </w:p>
+        </w:tc>
+        <w:tc>
+          <w:tcPr>
+            <w:tcW w:type="dxa" w:w="2353"/>
+          </w:tcPr>
+          <w:p>
+            <w:r/>
+            <w:r>
+              <w:t>新结果，或带瓶颈定位的负报告</w:t>
             </w:r>
           </w:p>
         </w:tc>
@@ -818,18 +2406,7 @@
       <w:tr>
         <w:tc>
           <w:tcPr>
-            <w:tcW w:type="dxa" w:w="4706"/>
-          </w:tcPr>
-          <w:p>
-            <w:r/>
-            <w:r>
-              <w:t>测试</w:t>
-            </w:r>
-          </w:p>
-        </w:tc>
-        <w:tc>
-          <w:tcPr>
-            <w:tcW w:type="dxa" w:w="4706"/>
+            <w:tcW w:type="dxa" w:w="2353"/>
           </w:tcPr>
           <w:p>
             <w:r/>
@@ -837,10 +2414,40 @@
               <w:rPr>
                 <w:b/>
               </w:rPr>
-              <w:t>34 项</w:t>
+              <w:t>F. 报告与迁移</w:t>
             </w:r>
+          </w:p>
+        </w:tc>
+        <w:tc>
+          <w:tcPr>
+            <w:tcW w:type="dxa" w:w="2353"/>
+          </w:tcPr>
+          <w:p>
+            <w:r/>
             <w:r>
-              <w:t>，含与暴力枚举的全空间交叉验证</w:t>
+              <w:t>汇总为 PDF；把框架迁到第二个问题</w:t>
+            </w:r>
+          </w:p>
+        </w:tc>
+        <w:tc>
+          <w:tcPr>
+            <w:tcW w:type="dxa" w:w="2353"/>
+          </w:tcPr>
+          <w:p>
+            <w:r/>
+            <w:r>
+              <w:t>在 ≥2 个新问题上跑通完整流程</w:t>
+            </w:r>
+          </w:p>
+        </w:tc>
+        <w:tc>
+          <w:tcPr>
+            <w:tcW w:type="dxa" w:w="2353"/>
+          </w:tcPr>
+          <w:p>
+            <w:r/>
+            <w:r>
+              <w:t>最终报告 + 通用骨架</w:t>
             </w:r>
           </w:p>
         </w:tc>
@@ -849,912 +2456,84 @@
     <w:p/>
     <w:p>
       <w:pPr>
-        <w:pStyle w:val="Heading2"/>
+        <w:pStyle w:val="Heading1"/>
       </w:pPr>
       <w:r>
-        <w:t>2.2 三项主要结论</w:t>
+        <w:t>六、评价标准（我们如何证明"Agent 有价值"）</w:t>
       </w:r>
     </w:p>
     <w:p>
       <w:r>
+        <w:t>这是本项目最需要设计清楚的地方。三条判据，都必须可证伪：</w:t>
+      </w:r>
+    </w:p>
+    <w:p>
+      <w:pPr>
+        <w:pStyle w:val="ListNumber"/>
+      </w:pPr>
+      <w:r>
         <w:rPr>
           <w:b/>
         </w:rPr>
-        <w:t>结论一（判定性，本阶段最硬的结果）：循环图族已被穷举排除。</w:t>
+        <w:t>自主性</w:t>
       </w:r>
-    </w:p>
-    <w:p>
       <w:r>
-        <w:t>把搜索限制到</w:t>
+        <w:t>：给定任务与预算，Agent 能否</w:t>
       </w:r>
       <w:r>
         <w:rPr>
           <w:b/>
         </w:rPr>
-        <w:t>循环图</w:t>
+        <w:t>无人干预</w:t>
       </w:r>
       <w:r>
-        <w:t xml:space="preserve">（在 </w:t>
+        <w:t>地连续工作并产出可用结果？ （判据：连续运行时长 + 决策日志的完整性与可读性）</w:t>
+      </w:r>
+    </w:p>
+    <w:p>
+      <w:pPr>
+        <w:pStyle w:val="ListNumber"/>
+      </w:pPr>
+      <w:r>
+        <w:rPr>
+          <w:b/>
+        </w:rPr>
+        <w:t>迭代有效性</w:t>
       </w:r>
       <w:r>
-        <w:rPr>
-          <w:i/>
-        </w:rPr>
-        <w:t>Z_n</w:t>
-      </w:r>
-      <w:r>
-        <w:t xml:space="preserve"> 上取连接集），自由参数从 </w:t>
-      </w:r>
-      <w:r>
-        <w:rPr>
-          <w:i/>
-        </w:rPr>
-        <w:t>C(n,2)</w:t>
-      </w:r>
-      <w:r>
-        <w:t xml:space="preserve"> 降到 </w:t>
-      </w:r>
-      <w:r>
-        <w:rPr>
-          <w:i/>
-        </w:rPr>
-        <w:t>n/2</w:t>
-      </w:r>
-      <w:r>
-        <w:t xml:space="preserve"> —— </w:t>
-      </w:r>
-      <w:r>
-        <w:rPr>
-          <w:i/>
-        </w:rPr>
-        <w:t>n=43</w:t>
-      </w:r>
-      <w:r>
-        <w:t xml:space="preserve"> 时只有 </w:t>
+        <w:t>：Agent 自主迭代出的算法，是否</w:t>
       </w:r>
       <w:r>
         <w:rPr>
           <w:b/>
         </w:rPr>
-        <w:t>21 个比特</w:t>
+        <w:t>优于它出发时拥有的最优算法</w:t>
       </w:r>
       <w:r>
-        <w:t xml:space="preserve">。进一步把合法性判定化为位运算， 并做三处优化（掩码去重 111,930 → 10,437、按掩码大小升序、红蓝合并）， 速度从 </w:t>
+        <w:t>？ （判据：在 held-out 上、固定预算、多种子对比，全部成功过独立验证器）</w:t>
+      </w:r>
+    </w:p>
+    <w:p>
+      <w:pPr>
+        <w:pStyle w:val="ListNumber"/>
+      </w:pPr>
+      <w:r>
+        <w:rPr>
+          <w:b/>
+        </w:rPr>
+        <w:t>决策质量</w:t>
+      </w:r>
+      <w:r>
+        <w:t>：Agent 的预算分配与切换时机是否合理？ （判据：</w:t>
       </w:r>
       <w:r>
         <w:rPr>
           <w:b/>
         </w:rPr>
-        <w:t>455 提升到约 2,000,000 配置/秒</w:t>
+        <w:t>自适应分配 vs 均匀分配</w:t>
       </w:r>
       <w:r>
-        <w:t>，使</w:t>
-      </w:r>
-      <w:r>
-        <w:rPr>
-          <w:b/>
-        </w:rPr>
-        <w:t>穷举</w:t>
-      </w:r>
-      <w:r>
-        <w:t>成为可能。</w:t>
-      </w:r>
-    </w:p>
-    <w:p>
-      <w:pPr>
-        <w:spacing w:before="80" w:after="120"/>
-        <w:ind w:left="397"/>
-      </w:pPr>
-      <w:r>
-        <w:rPr>
-          <w:b/>
-          <w:i/>
-          <w:color w:val="404040"/>
-        </w:rPr>
-        <w:t xml:space="preserve">循环图族内存在合法 </w:t>
-      </w:r>
-      <w:r>
-        <w:rPr>
-          <w:b/>
-          <w:i/>
-          <w:color w:val="404040"/>
-        </w:rPr>
-        <w:t>(5,5)</w:t>
-      </w:r>
-      <w:r>
-        <w:rPr>
-          <w:b/>
-          <w:i/>
-          <w:color w:val="404040"/>
-        </w:rPr>
-        <w:t xml:space="preserve">-染色的最大 </w:t>
-      </w:r>
-      <w:r>
-        <w:rPr>
-          <w:b/>
-          <w:i/>
-          <w:color w:val="404040"/>
-        </w:rPr>
-        <w:t>n = 41</w:t>
-      </w:r>
-      <w:r>
-        <w:rPr>
-          <w:b/>
-          <w:i/>
-          <w:color w:val="404040"/>
-        </w:rPr>
-        <w:t>；</w:t>
-      </w:r>
-      <w:r>
-        <w:rPr>
-          <w:b/>
-          <w:i/>
-          <w:color w:val="404040"/>
-        </w:rPr>
-        <w:t>n ≥ 42</w:t>
-      </w:r>
-      <w:r>
-        <w:rPr>
-          <w:b/>
-          <w:i/>
-          <w:color w:val="404040"/>
-        </w:rPr>
-        <w:t xml:space="preserve"> 全部穷举确认无解。</w:t>
-      </w:r>
-    </w:p>
-    <w:p>
-      <w:r>
-        <w:t xml:space="preserve">三重正确性保障：① 在 </w:t>
-      </w:r>
-      <w:r>
-        <w:rPr>
-          <w:i/>
-        </w:rPr>
-        <w:t>n=20/24/26/28</w:t>
-      </w:r>
-      <w:r>
-        <w:t xml:space="preserve"> 上把快速判定器与独立实现的代价函数 </w:t>
-      </w:r>
-      <w:r>
-        <w:rPr>
-          <w:b/>
-        </w:rPr>
-        <w:t>逐配置全空间对比</w:t>
-      </w:r>
-      <w:r>
-        <w:t xml:space="preserve">，零不一致；② 每个解都过独立验证器；③ </w:t>
-      </w:r>
-      <w:r>
-        <w:rPr>
-          <w:i/>
-        </w:rPr>
-        <w:t>n=46</w:t>
-      </w:r>
-      <w:r>
-        <w:t xml:space="preserve"> 无解的结论 与已证明的 </w:t>
-      </w:r>
-      <w:r>
-        <w:rPr>
-          <w:i/>
-        </w:rPr>
-        <w:t>R(5,5)≤ 46</w:t>
-      </w:r>
-      <w:r>
-        <w:t xml:space="preserve"> 一致。</w:t>
-      </w:r>
-    </w:p>
-    <w:p>
-      <w:r>
-        <w:rPr>
-          <w:b/>
-        </w:rPr>
-        <w:t>三个推论</w:t>
-      </w:r>
-      <w:r>
-        <w:t>：循环图路线</w:t>
-      </w:r>
-      <w:r>
-        <w:rPr>
-          <w:b/>
-        </w:rPr>
-        <w:t>无法</w:t>
-      </w:r>
-      <w:r>
-        <w:t xml:space="preserve">终结 </w:t>
-      </w:r>
-      <w:r>
-        <w:rPr>
-          <w:i/>
-        </w:rPr>
-        <w:t>R(5,5)</w:t>
-      </w:r>
-      <w:r>
-        <w:t>；</w:t>
-      </w:r>
-      <w:r>
-        <w:rPr>
-          <w:i/>
-        </w:rPr>
-        <w:t>n=43</w:t>
-      </w:r>
-      <w:r>
-        <w:t xml:space="preserve"> 无循环解说明那条著名的 43 顶点 构造</w:t>
-      </w:r>
-      <w:r>
-        <w:rPr>
-          <w:b/>
-        </w:rPr>
-        <w:t>必然不是循环图</w:t>
-      </w:r>
-      <w:r>
-        <w:t>；存在性</w:t>
-      </w:r>
-      <w:r>
-        <w:rPr>
-          <w:b/>
-        </w:rPr>
-        <w:t>非单调</w:t>
-      </w:r>
-      <w:r>
-        <w:t>（39 无解但 40/41 有解），这是循环图特有现象。</w:t>
-      </w:r>
-    </w:p>
-    <w:p>
-      <w:r>
-        <w:rPr>
-          <w:b/>
-        </w:rPr>
-        <w:t>结论二（负面，但已定位机制）：把历史解存起来热启动，比独立重启更差。</w:t>
-      </w:r>
-    </w:p>
-    <w:p>
-      <w:r>
-        <w:t>四种解层记忆策略（含次模检索）在两个预算区间内</w:t>
-      </w:r>
-      <w:r>
-        <w:rPr>
-          <w:b/>
-        </w:rPr>
-        <w:t>全部劣于冷启动</w:t>
-      </w:r>
-      <w:r>
-        <w:t xml:space="preserve">。机制清晰： 存下的近失解代价（约 370–390）比一次冷启动能达到的（358）还差，热启动把搜索 </w:t>
-      </w:r>
-      <w:r>
-        <w:rPr>
-          <w:b/>
-        </w:rPr>
-        <w:t>锚定在平庸盆地</w:t>
-      </w:r>
-      <w:r>
-        <w:t>。这与"约束全局耦合时好解不可分解"的判断一致。</w:t>
-      </w:r>
-    </w:p>
-    <w:p>
-      <w:r>
-        <w:rPr>
-          <w:b/>
-        </w:rPr>
-        <w:t>结论三（数据受限，未证伪）：按情形选择算子有价值，但尚未达到显著。</w:t>
-      </w:r>
-    </w:p>
-    <w:p>
-      <w:r>
-        <w:t xml:space="preserve">28 个训练单元中出现 24 个不同胜者，"只有一个赢家"的退化前提已消除。 训练样本从 6 扩到 28 个单元后，四项指标全面改善（中位相对差距 7.29% → 4.27%， 近优率 37.5% → 62.5%），但主指标仍未越过"显著优于最优固定算子"的门槛。 </w:t>
-      </w:r>
-      <w:r>
-        <w:rPr>
-          <w:b/>
-        </w:rPr>
-        <w:t>正确表述是"数据受限"，不是"已证伪"。</w:t>
-      </w:r>
-    </w:p>
-    <w:p>
-      <w:pPr>
-        <w:pStyle w:val="Heading2"/>
-      </w:pPr>
-      <w:r>
-        <w:t>2.3 附带的可量化改进</w:t>
-      </w:r>
-    </w:p>
-    <w:p>
-      <w:r>
-        <w:t>分别来自算子本身，而非记忆层（这一点在本项目已出现三次，会在报告中如实说明）：</w:t>
-      </w:r>
-    </w:p>
-    <w:p>
-      <w:pPr>
-        <w:pStyle w:val="ListBullet"/>
-      </w:pPr>
-      <w:r>
-        <w:rPr>
-          <w:b/>
-        </w:rPr>
-        <w:t>候选表禁忌</w:t>
-      </w:r>
-      <w:r>
-        <w:t>：每步只评估 128 条候选边。</w:t>
-      </w:r>
-      <w:r>
-        <w:rPr>
-          <w:i/>
-        </w:rPr>
-        <w:t>n=43/46</w:t>
-      </w:r>
-      <w:r>
-        <w:t xml:space="preserve"> 的最优代价从 195/417 压到 </w:t>
-      </w:r>
-      <w:r>
-        <w:rPr>
-          <w:b/>
-        </w:rPr>
-        <w:t>163/334</w:t>
-      </w:r>
-      <w:r>
-        <w:t>（约 −16% / −20%），步频提升 7~8 倍。</w:t>
-      </w:r>
-    </w:p>
-    <w:p>
-      <w:pPr>
-        <w:pStyle w:val="ListBullet"/>
-      </w:pPr>
-      <w:r>
-        <w:rPr>
-          <w:b/>
-        </w:rPr>
-        <w:t>VLNS 候选表</w:t>
-      </w:r>
-      <w:r>
-        <w:t>：候选改为"当前违反团涉及的边"，</w:t>
-      </w:r>
-      <w:r>
-        <w:rPr>
-          <w:i/>
-        </w:rPr>
-        <w:t>n ≥ 37</w:t>
-      </w:r>
-      <w:r>
-        <w:t xml:space="preserve"> 再降约 </w:t>
-      </w:r>
-      <w:r>
-        <w:rPr>
-          <w:b/>
-        </w:rPr>
-        <w:t>6.8%</w:t>
-      </w:r>
-      <w:r>
-        <w:t>。</w:t>
-      </w:r>
-    </w:p>
-    <w:p>
-      <w:pPr>
-        <w:pStyle w:val="ListBullet"/>
-      </w:pPr>
-      <w:r>
-        <w:rPr>
-          <w:b/>
-        </w:rPr>
-        <w:t>卡住定向扰动</w:t>
-      </w:r>
-      <w:r>
-        <w:t xml:space="preserve">：连续多步无改进时定向扰动，viol256 在 </w:t>
-      </w:r>
-      <w:r>
-        <w:rPr>
-          <w:i/>
-        </w:rPr>
-        <w:t>(5,5)</w:t>
-      </w:r>
-      <w:r>
-        <w:t xml:space="preserve">@43|3s 上 178.3 → </w:t>
-      </w:r>
-      <w:r>
-        <w:rPr>
-          <w:b/>
-        </w:rPr>
-        <w:t>164.7</w:t>
-      </w:r>
-      <w:r>
-        <w:t>（−7.6%）。</w:t>
-      </w:r>
-    </w:p>
-    <w:p>
-      <w:pPr>
-        <w:pStyle w:val="Heading1"/>
-      </w:pPr>
-      <w:r>
-        <w:t>三、后续规划（每一步：做什么 / 预期目标 / 交付物）</w:t>
-      </w:r>
-    </w:p>
-    <w:p>
-      <w:pPr>
-        <w:pStyle w:val="Heading2"/>
-      </w:pPr>
-      <w:r>
-        <w:t>阶段 2：更一般的对称构造族　★当前主线</w:t>
-      </w:r>
-    </w:p>
-    <w:p>
-      <w:r>
-        <w:rPr>
-          <w:b/>
-        </w:rPr>
-        <w:t>要做什么</w:t>
-      </w:r>
-      <w:r>
-        <w:t xml:space="preserve"> 循环图已被穷举排除（最大 41），下一步换更一般的对称族，按"能穷举就穷举"的原则逐个处理：</w:t>
-      </w:r>
-    </w:p>
-    <w:p>
-      <w:pPr>
-        <w:pStyle w:val="ListBullet"/>
-      </w:pPr>
-      <w:r>
-        <w:t xml:space="preserve">非循环群上的 </w:t>
-      </w:r>
-      <w:r>
-        <w:rPr>
-          <w:b/>
-        </w:rPr>
-        <w:t>Cayley 图</w:t>
-      </w:r>
-      <w:r>
-        <w:t xml:space="preserve">（如 </w:t>
-      </w:r>
-      <w:r>
-        <w:rPr>
-          <w:i/>
-        </w:rPr>
-        <w:t>Z_a × Z_b</w:t>
-      </w:r>
-      <w:r>
-        <w:t>、二面体群）；</w:t>
-      </w:r>
-    </w:p>
-    <w:p>
-      <w:pPr>
-        <w:pStyle w:val="ListBullet"/>
-      </w:pPr>
-      <w:r>
-        <w:rPr>
-          <w:b/>
-        </w:rPr>
-        <w:t>双循环 / 二次剩余型</w:t>
-      </w:r>
-      <w:r>
-        <w:t>构造；</w:t>
-      </w:r>
-    </w:p>
-    <w:p>
-      <w:pPr>
-        <w:pStyle w:val="ListBullet"/>
-      </w:pPr>
-      <w:r>
-        <w:t>带平移破缺的"近循环"族（在循环结构上允许少量例外边）。</w:t>
-      </w:r>
-    </w:p>
-    <w:p>
-      <w:r>
-        <w:rPr>
-          <w:b/>
-        </w:rPr>
-        <w:t>预期目标（可证伪）</w:t>
-      </w:r>
-    </w:p>
-    <w:p>
-      <w:pPr>
-        <w:pStyle w:val="ListBullet"/>
-      </w:pPr>
-      <w:r>
-        <w:t xml:space="preserve">至少在一个新族里找到 </w:t>
-      </w:r>
-      <w:r>
-        <w:rPr>
-          <w:i/>
-        </w:rPr>
-        <w:t>n ≥ 42</w:t>
-      </w:r>
-      <w:r>
-        <w:t xml:space="preserve"> 的合法染色（超过循环图的 41）；</w:t>
-      </w:r>
-    </w:p>
-    <w:p>
-      <w:pPr>
-        <w:pStyle w:val="ListBullet"/>
-      </w:pPr>
-      <w:r>
-        <w:t xml:space="preserve">若有族能给出 </w:t>
-      </w:r>
-      <w:r>
-        <w:rPr>
-          <w:i/>
-        </w:rPr>
-        <w:t>n = 44</w:t>
-      </w:r>
-      <w:r>
-        <w:t xml:space="preserve"> 或 </w:t>
-      </w:r>
-      <w:r>
-        <w:rPr>
-          <w:i/>
-        </w:rPr>
-        <w:t>45</w:t>
-      </w:r>
-      <w:r>
-        <w:t>，即为</w:t>
-      </w:r>
-      <w:r>
-        <w:rPr>
-          <w:b/>
-        </w:rPr>
-        <w:t>真实新结果</w:t>
-      </w:r>
-      <w:r>
-        <w:t>；</w:t>
-      </w:r>
-    </w:p>
-    <w:p>
-      <w:pPr>
-        <w:pStyle w:val="ListBullet"/>
-      </w:pPr>
-      <w:r>
-        <w:t>对每个族给出"能到哪 / 是否已被穷举排除"的判定性边界。</w:t>
-      </w:r>
-    </w:p>
-    <w:p>
-      <w:r>
-        <w:rPr>
-          <w:b/>
-        </w:rPr>
-        <w:t>交付物</w:t>
-      </w:r>
-      <w:r>
-        <w:t>：新族的搜索与穷举工具、各族能力边界报告、任何新构造的 graph6 与独立验证记录。</w:t>
-      </w:r>
-    </w:p>
-    <w:p>
-      <w:r>
-        <w:rPr>
-          <w:b/>
-        </w:rPr>
-        <w:t>风险</w:t>
-      </w:r>
-      <w:r>
-        <w:t>：中。群阶组合多，需要系统枚举与剪枝；但方法论已在循环图上跑通，可复用。</w:t>
-      </w:r>
-    </w:p>
-    <w:p>
-      <w:pPr>
-        <w:pStyle w:val="Heading2"/>
-      </w:pPr>
-      <w:r>
-        <w:t>阶段 3：C 重写内核 + 多核并行　（纯加速，收益确定）</w:t>
-      </w:r>
-    </w:p>
-    <w:p>
-      <w:r>
-        <w:rPr>
-          <w:b/>
-        </w:rPr>
-        <w:t>要做什么</w:t>
-      </w:r>
-      <w:r>
-        <w:t xml:space="preserve"> 把增量代价与搜索主循环从纯 Python 改写为 C，并做多核并行。</w:t>
-      </w:r>
-    </w:p>
-    <w:p>
-      <w:r>
-        <w:rPr>
-          <w:b/>
-        </w:rPr>
-        <w:t>预期目标（可证伪）</w:t>
-      </w:r>
-    </w:p>
-    <w:p>
-      <w:pPr>
-        <w:pStyle w:val="ListBullet"/>
-      </w:pPr>
-      <w:r>
-        <w:t xml:space="preserve">单核加速 </w:t>
-      </w:r>
-      <w:r>
-        <w:rPr>
-          <w:b/>
-        </w:rPr>
-        <w:t>≥ 50 倍</w:t>
-      </w:r>
-      <w:r>
-        <w:t>；</w:t>
-      </w:r>
-    </w:p>
-    <w:p>
-      <w:pPr>
-        <w:pStyle w:val="ListBullet"/>
-      </w:pPr>
-      <w:r>
-        <w:t>重写后与 Python 版</w:t>
-      </w:r>
-      <w:r>
-        <w:rPr>
-          <w:b/>
-        </w:rPr>
-        <w:t>逐位一致</w:t>
-      </w:r>
-      <w:r>
-        <w:t>（直接拿现有 34 项测试当回归网）；</w:t>
-      </w:r>
-    </w:p>
-    <w:p>
-      <w:pPr>
-        <w:pStyle w:val="ListBullet"/>
-      </w:pPr>
-      <w:r>
-        <w:t>16 核近线性扩展。</w:t>
-      </w:r>
-    </w:p>
-    <w:p>
-      <w:r>
-        <w:rPr>
-          <w:b/>
-        </w:rPr>
-        <w:t>为什么重要</w:t>
-      </w:r>
-      <w:r>
-        <w:t>：它是</w:t>
-      </w:r>
-      <w:r>
-        <w:rPr>
-          <w:b/>
-        </w:rPr>
-        <w:t>纯粹的放大器</w:t>
-      </w:r>
-      <w:r>
-        <w:t>，后面每个阶段都吃它的红利 —— 不是"多跑几次"，而是改变"什么规模可达"。</w:t>
-      </w:r>
-    </w:p>
-    <w:p>
-      <w:r>
-        <w:rPr>
-          <w:b/>
-        </w:rPr>
-        <w:t>交付物</w:t>
-      </w:r>
-      <w:r>
-        <w:t>：C 内核 + Python 绑定 + 一致性回归报告 + 加速后的前沿重测。</w:t>
-      </w:r>
-    </w:p>
-    <w:p>
-      <w:r>
-        <w:rPr>
-          <w:b/>
-        </w:rPr>
-        <w:t>风险</w:t>
-      </w:r>
-      <w:r>
-        <w:t>：低，工作量实在。</w:t>
-      </w:r>
-    </w:p>
-    <w:p>
-      <w:pPr>
-        <w:pStyle w:val="Heading2"/>
-      </w:pPr>
-      <w:r>
-        <w:t>阶段 4：混合精确求解（局部搜索 + SAT/CP）</w:t>
-      </w:r>
-    </w:p>
-    <w:p>
-      <w:r>
-        <w:rPr>
-          <w:b/>
-        </w:rPr>
-        <w:t>要做什么</w:t>
-      </w:r>
-      <w:r>
-        <w:t xml:space="preserve"> 局部搜索擅长把违反度压到很小，但不擅长"最后几个 violation 归零"——这一步在组合上是 质变（这正是我们在 </w:t>
-      </w:r>
-      <w:r>
-        <w:rPr>
-          <w:i/>
-        </w:rPr>
-        <w:t>n=37</w:t>
-      </w:r>
-      <w:r>
-        <w:t xml:space="preserve"> 反复撞墙的原因）。方案：局部搜索给出近失解 → 用 SAT/CP 求解剩余自由边（cube-and-conquer，或把近失解当相位提示）。</w:t>
-      </w:r>
-    </w:p>
-    <w:p>
-      <w:r>
-        <w:rPr>
-          <w:b/>
-        </w:rPr>
-        <w:t>预期目标（可证伪）</w:t>
-      </w:r>
-    </w:p>
-    <w:p>
-      <w:pPr>
-        <w:pStyle w:val="ListBullet"/>
-      </w:pPr>
-      <w:r>
-        <w:t xml:space="preserve">在 </w:t>
-      </w:r>
-      <w:r>
-        <w:rPr>
-          <w:i/>
-        </w:rPr>
-        <w:t>n = 42 45</w:t>
-      </w:r>
-      <w:r>
-        <w:t xml:space="preserve"> 区间首次出现"违反度 0"且经独立验证；</w:t>
-      </w:r>
-    </w:p>
-    <w:p>
-      <w:pPr>
-        <w:pStyle w:val="ListBullet"/>
-      </w:pPr>
-      <w:r>
-        <w:t>如实记录 SAT 段的实际耗时，定位真正的瓶颈。</w:t>
-      </w:r>
-    </w:p>
-    <w:p>
-      <w:r>
-        <w:rPr>
-          <w:b/>
-        </w:rPr>
-        <w:t>交付物</w:t>
-      </w:r>
-      <w:r>
-        <w:t xml:space="preserve">：混合求解器 + 各 </w:t>
-      </w:r>
-      <w:r>
-        <w:rPr>
-          <w:i/>
-        </w:rPr>
-        <w:t>n</w:t>
-      </w:r>
-      <w:r>
-        <w:t xml:space="preserve"> 的时间上限报告。</w:t>
-      </w:r>
-    </w:p>
-    <w:p>
-      <w:r>
-        <w:rPr>
-          <w:b/>
-        </w:rPr>
-        <w:t>风险</w:t>
-      </w:r>
-      <w:r>
-        <w:t>：中。需要引入求解器依赖；若无网络安装条件，可用随附的简易 DPLL 起步。</w:t>
-      </w:r>
-    </w:p>
-    <w:p>
-      <w:pPr>
-        <w:pStyle w:val="Heading2"/>
-      </w:pPr>
-      <w:r>
-        <w:t xml:space="preserve">阶段 5：备用靶子 </w:t>
-      </w:r>
-      <w:r>
-        <w:rPr>
-          <w:i/>
-        </w:rPr>
-        <w:t>R(4,6)</w:t>
-      </w:r>
-      <w:r>
-        <w:t xml:space="preserve"> 的 </w:t>
-      </w:r>
-      <w:r>
-        <w:rPr>
-          <w:i/>
-        </w:rPr>
-        <w:t>35 → 36</w:t>
-      </w:r>
-    </w:p>
-    <w:p>
-      <w:r>
-        <w:rPr>
-          <w:b/>
-        </w:rPr>
-        <w:t>要做什么</w:t>
-      </w:r>
-      <w:r>
-        <w:t xml:space="preserve"> </w:t>
-      </w:r>
-      <w:r>
-        <w:rPr>
-          <w:i/>
-        </w:rPr>
-        <w:t>R(4,6) ∈ [35, 41]</w:t>
-      </w:r>
-      <w:r>
-        <w:t>，缺口 6 格，是已知界里最松的之一，且下界历史上</w:t>
-      </w:r>
-      <w:r>
-        <w:rPr>
-          <w:b/>
-        </w:rPr>
-        <w:t>正是被搜索改进过的量</w:t>
-      </w:r>
-      <w:r>
-        <w:t>。</w:t>
-      </w:r>
-    </w:p>
-    <w:p>
-      <w:r>
-        <w:rPr>
-          <w:b/>
-        </w:rPr>
-        <w:t>预期目标（可证伪）</w:t>
-      </w:r>
-      <w:r>
-        <w:t xml:space="preserve">：找到一份 36 顶点的 </w:t>
-      </w:r>
-      <w:r>
-        <w:rPr>
-          <w:i/>
-        </w:rPr>
-        <w:t>(4,6)</w:t>
-      </w:r>
-      <w:r>
-        <w:t xml:space="preserve">-图并用独立验证器确认 ⇒ </w:t>
-      </w:r>
-      <w:r>
-        <w:rPr>
-          <w:i/>
-        </w:rPr>
-        <w:t>R(4,6) ≥ 36</w:t>
-      </w:r>
-      <w:r>
-        <w:t>，一行真正的新下界。</w:t>
-      </w:r>
-    </w:p>
-    <w:p>
-      <w:r>
-        <w:rPr>
-          <w:b/>
-        </w:rPr>
-        <w:t>交付物</w:t>
-      </w:r>
-      <w:r>
-        <w:t>：结果，或（失败时）带瓶颈定位的定量负报告。</w:t>
-      </w:r>
-    </w:p>
-    <w:p>
-      <w:r>
-        <w:rPr>
-          <w:b/>
-        </w:rPr>
-        <w:t>风险</w:t>
-      </w:r>
-      <w:r>
-        <w:t>：高。但即使失败，也是一份完整的"负结果 + 瓶颈定位"。</w:t>
-      </w:r>
-    </w:p>
-    <w:p>
-      <w:pPr>
-        <w:pStyle w:val="Heading2"/>
-      </w:pPr>
-      <w:r>
-        <w:t>阶段 6：方法迁移 —— 从"一个题目"变成"一个方法"</w:t>
-      </w:r>
-    </w:p>
-    <w:p>
-      <w:r>
-        <w:rPr>
-          <w:b/>
-        </w:rPr>
-        <w:t>要做什么</w:t>
-      </w:r>
-      <w:r>
-        <w:t xml:space="preserve"> 把可迁移内核搬到</w:t>
-      </w:r>
-      <w:r>
-        <w:rPr>
-          <w:b/>
-        </w:rPr>
-        <w:t>至少两个</w:t>
-      </w:r>
-      <w:r>
-        <w:t>新问题上：</w:t>
+        <w:t>的对照实验）</w:t>
       </w:r>
     </w:p>
     <w:p>
@@ -1767,7 +2546,7 @@
           <w:i/>
           <w:color w:val="404040"/>
         </w:rPr>
-        <w:t xml:space="preserve">快速精确目标函数 + 异构算子组合 + </w:t>
+        <w:t>第 3 条是特意设计的：第一阶段我们曾经用"25 个算子里挑一个"去检验智能体层， 那是个退化的老虎机（一个臂全占优，数学上不可能赢）。</w:t>
       </w:r>
       <w:r>
         <w:rPr>
@@ -1775,94 +2554,14 @@
           <w:i/>
           <w:color w:val="404040"/>
         </w:rPr>
-        <w:t>精确验证器作为唯一仲裁者</w:t>
+        <w:t>这次的检验落在正确的层次上</w:t>
       </w:r>
       <w:r>
         <w:rPr>
           <w:i/>
           <w:color w:val="404040"/>
         </w:rPr>
-        <w:t xml:space="preserve"> + 能穷举就穷举</w:t>
-      </w:r>
-    </w:p>
-    <w:p>
-      <w:r>
-        <w:t>候选问题：其他 Ramsey 型变体（超图 / 多色 / 受限）、Turán 型极值问题、covering code 等。</w:t>
-      </w:r>
-    </w:p>
-    <w:p>
-      <w:r>
-        <w:rPr>
-          <w:b/>
-        </w:rPr>
-        <w:t>预期目标（可证伪）</w:t>
-      </w:r>
-      <w:r>
-        <w:t>：在 ≥ 2 个新问题上跑通"评测底座 → 算子对比 → 消融 → 出图"的完整流程。</w:t>
-      </w:r>
-    </w:p>
-    <w:p>
-      <w:r>
-        <w:rPr>
-          <w:b/>
-        </w:rPr>
-        <w:t>交付物</w:t>
-      </w:r>
-      <w:r>
-        <w:t>：通用实验骨架 + 两个案例报告。</w:t>
-      </w:r>
-    </w:p>
-    <w:p>
-      <w:r>
-        <w:rPr>
-          <w:b/>
-        </w:rPr>
-        <w:t>风险</w:t>
-      </w:r>
-      <w:r>
-        <w:t>：低。</w:t>
-      </w:r>
-    </w:p>
-    <w:p>
-      <w:pPr>
-        <w:pStyle w:val="Heading2"/>
-      </w:pPr>
-      <w:r>
-        <w:t>并行支线（低优先）：把"选择层有没有价值"彻底判定掉</w:t>
-      </w:r>
-    </w:p>
-    <w:p>
-      <w:r>
-        <w:t xml:space="preserve">阶段 1 留下的问题是"数据受限"。彻底判定它需要：训练样本再扩一个量级（数百个单元）、 </w:t>
-      </w:r>
-      <w:r>
-        <w:rPr>
-          <w:b/>
-        </w:rPr>
-        <w:t>引入实例特征</w:t>
-      </w:r>
-      <w:r>
-        <w:t>（顶点数、度分布、初始违反度、早期下降速率）替换现在粗糙的 （规模档, 预算档）分桶、并把主指标改为</w:t>
-      </w:r>
-      <w:r>
-        <w:rPr>
-          <w:b/>
-        </w:rPr>
-        <w:t>中位差距 + 近优率</w:t>
-      </w:r>
-      <w:r>
-        <w:t>（平均相对差距已被证明 会被小数值单元主导）。</w:t>
-      </w:r>
-    </w:p>
-    <w:p>
-      <w:r>
-        <w:rPr>
-          <w:b/>
-        </w:rPr>
-        <w:t>判据</w:t>
-      </w:r>
-      <w:r>
-        <w:t>：若在稳健指标上仍不能稳定胜过最优固定算子，则"选择/记忆层在本问题族上无价值" 成为稳健结论，可放心写进报告。</w:t>
+        <w:t>—— 目标选择与预算分配，这一层不存在"某个固定答案必然最优"。</w:t>
       </w:r>
     </w:p>
     <w:p>
@@ -1870,7 +2569,7 @@
         <w:pStyle w:val="Heading1"/>
       </w:pPr>
       <w:r>
-        <w:t>四、时间安排（建议，可随课程节奏调整）</w:t>
+        <w:t>七、时间安排（建议，可随课程节奏调整）</w:t>
       </w:r>
     </w:p>
     <w:tbl>
@@ -1949,7 +2648,7 @@
           <w:p>
             <w:r/>
             <w:r>
-              <w:t>阶段 1</w:t>
+              <w:t>A</w:t>
             </w:r>
           </w:p>
         </w:tc>
@@ -1960,7 +2659,7 @@
           <w:p>
             <w:r/>
             <w:r>
-              <w:t>已完成</w:t>
+              <w:t>2 周</w:t>
             </w:r>
           </w:p>
         </w:tc>
@@ -1971,7 +2670,7 @@
           <w:p>
             <w:r/>
             <w:r>
-              <w:t>判定性排除循环图族；34 项测试全绿；报告与代码上线</w:t>
+              <w:t>Agent 骨架可无人值守运行，日志完整</w:t>
             </w:r>
           </w:p>
         </w:tc>
@@ -1984,7 +2683,112 @@
           <w:p>
             <w:r/>
             <w:r>
-              <w:t>阶段 2</w:t>
+              <w:t>B</w:t>
+            </w:r>
+          </w:p>
+        </w:tc>
+        <w:tc>
+          <w:tcPr>
+            <w:tcW w:type="dxa" w:w="3137"/>
+          </w:tcPr>
+          <w:p>
+            <w:r/>
+            <w:r>
+              <w:t>2~3 周</w:t>
+            </w:r>
+          </w:p>
+        </w:tc>
+        <w:tc>
+          <w:tcPr>
+            <w:tcW w:type="dxa" w:w="3137"/>
+          </w:tcPr>
+          <w:p>
+            <w:r/>
+            <w:r>
+              <w:t>LLM 提出的新算子通过门禁且优于基线</w:t>
+            </w:r>
+          </w:p>
+        </w:tc>
+      </w:tr>
+      <w:tr>
+        <w:tc>
+          <w:tcPr>
+            <w:tcW w:type="dxa" w:w="3137"/>
+          </w:tcPr>
+          <w:p>
+            <w:r/>
+            <w:r>
+              <w:t>C</w:t>
+            </w:r>
+          </w:p>
+        </w:tc>
+        <w:tc>
+          <w:tcPr>
+            <w:tcW w:type="dxa" w:w="3137"/>
+          </w:tcPr>
+          <w:p>
+            <w:r/>
+            <w:r>
+              <w:t>2 周</w:t>
+            </w:r>
+          </w:p>
+        </w:tc>
+        <w:tc>
+          <w:tcPr>
+            <w:tcW w:type="dxa" w:w="3137"/>
+          </w:tcPr>
+          <w:p>
+            <w:r/>
+            <w:r>
+              <w:t>目标队列 + 预算分配，且优于均匀分配</w:t>
+            </w:r>
+          </w:p>
+        </w:tc>
+      </w:tr>
+      <w:tr>
+        <w:tc>
+          <w:tcPr>
+            <w:tcW w:type="dxa" w:w="3137"/>
+          </w:tcPr>
+          <w:p>
+            <w:r/>
+            <w:r>
+              <w:t>D</w:t>
+            </w:r>
+          </w:p>
+        </w:tc>
+        <w:tc>
+          <w:tcPr>
+            <w:tcW w:type="dxa" w:w="3137"/>
+          </w:tcPr>
+          <w:p>
+            <w:r/>
+            <w:r>
+              <w:t>1~2 周</w:t>
+            </w:r>
+          </w:p>
+        </w:tc>
+        <w:tc>
+          <w:tcPr>
+            <w:tcW w:type="dxa" w:w="3137"/>
+          </w:tcPr>
+          <w:p>
+            <w:r/>
+            <w:r>
+              <w:t>Agent 能力评估报告</w:t>
+            </w:r>
+          </w:p>
+        </w:tc>
+      </w:tr>
+      <w:tr>
+        <w:tc>
+          <w:tcPr>
+            <w:tcW w:type="dxa" w:w="3137"/>
+          </w:tcPr>
+          <w:p>
+            <w:r/>
+            <w:r>
+              <w:t>E</w:t>
             </w:r>
           </w:p>
         </w:tc>
@@ -2006,16 +2810,7 @@
           <w:p>
             <w:r/>
             <w:r>
-              <w:t xml:space="preserve">至少一个新族达到 </w:t>
-            </w:r>
-            <w:r>
-              <w:rPr>
-                <w:i/>
-              </w:rPr>
-              <w:t>n ≥ 42</w:t>
-            </w:r>
-            <w:r>
-              <w:t>；各族能力边界报告</w:t>
+              <w:t>开放靶子的结果或负报告</w:t>
             </w:r>
           </w:p>
         </w:tc>
@@ -2028,124 +2823,7 @@
           <w:p>
             <w:r/>
             <w:r>
-              <w:t>阶段 3</w:t>
-            </w:r>
-          </w:p>
-        </w:tc>
-        <w:tc>
-          <w:tcPr>
-            <w:tcW w:type="dxa" w:w="3137"/>
-          </w:tcPr>
-          <w:p>
-            <w:r/>
-            <w:r>
-              <w:t>2~3 周</w:t>
-            </w:r>
-          </w:p>
-        </w:tc>
-        <w:tc>
-          <w:tcPr>
-            <w:tcW w:type="dxa" w:w="3137"/>
-          </w:tcPr>
-          <w:p>
-            <w:r/>
-            <w:r>
-              <w:t>C 内核 50 倍加速 + 逐位一致回归通过</w:t>
-            </w:r>
-          </w:p>
-        </w:tc>
-      </w:tr>
-      <w:tr>
-        <w:tc>
-          <w:tcPr>
-            <w:tcW w:type="dxa" w:w="3137"/>
-          </w:tcPr>
-          <w:p>
-            <w:r/>
-            <w:r>
-              <w:t>阶段 4</w:t>
-            </w:r>
-          </w:p>
-        </w:tc>
-        <w:tc>
-          <w:tcPr>
-            <w:tcW w:type="dxa" w:w="3137"/>
-          </w:tcPr>
-          <w:p>
-            <w:r/>
-            <w:r>
-              <w:t>3 周</w:t>
-            </w:r>
-          </w:p>
-        </w:tc>
-        <w:tc>
-          <w:tcPr>
-            <w:tcW w:type="dxa" w:w="3137"/>
-          </w:tcPr>
-          <w:p>
-            <w:r/>
-            <w:r>
-              <w:rPr>
-                <w:i/>
-              </w:rPr>
-              <w:t>n ∈ [42,45]</w:t>
-            </w:r>
-            <w:r>
-              <w:t xml:space="preserve"> 上首次零违反度（或定位瓶颈）</w:t>
-            </w:r>
-          </w:p>
-        </w:tc>
-      </w:tr>
-      <w:tr>
-        <w:tc>
-          <w:tcPr>
-            <w:tcW w:type="dxa" w:w="3137"/>
-          </w:tcPr>
-          <w:p>
-            <w:r/>
-            <w:r>
-              <w:t>阶段 5</w:t>
-            </w:r>
-          </w:p>
-        </w:tc>
-        <w:tc>
-          <w:tcPr>
-            <w:tcW w:type="dxa" w:w="3137"/>
-          </w:tcPr>
-          <w:p>
-            <w:r/>
-            <w:r>
-              <w:t>2~3 周</w:t>
-            </w:r>
-          </w:p>
-        </w:tc>
-        <w:tc>
-          <w:tcPr>
-            <w:tcW w:type="dxa" w:w="3137"/>
-          </w:tcPr>
-          <w:p>
-            <w:r/>
-            <w:r>
-              <w:rPr>
-                <w:i/>
-              </w:rPr>
-              <w:t>R(4,6) ≥ 36</w:t>
-            </w:r>
-            <w:r>
-              <w:t>（或负报告）</w:t>
-            </w:r>
-          </w:p>
-        </w:tc>
-      </w:tr>
-      <w:tr>
-        <w:tc>
-          <w:tcPr>
-            <w:tcW w:type="dxa" w:w="3137"/>
-          </w:tcPr>
-          <w:p>
-            <w:r/>
-            <w:r>
-              <w:t>阶段 6</w:t>
+              <w:t>F</w:t>
             </w:r>
           </w:p>
         </w:tc>
@@ -2167,42 +2845,7 @@
           <w:p>
             <w:r/>
             <w:r>
-              <w:t>两个新问题上跑通完整流程</w:t>
-            </w:r>
-          </w:p>
-        </w:tc>
-      </w:tr>
-      <w:tr>
-        <w:tc>
-          <w:tcPr>
-            <w:tcW w:type="dxa" w:w="3137"/>
-          </w:tcPr>
-          <w:p>
-            <w:r/>
-            <w:r>
-              <w:t>收尾</w:t>
-            </w:r>
-          </w:p>
-        </w:tc>
-        <w:tc>
-          <w:tcPr>
-            <w:tcW w:type="dxa" w:w="3137"/>
-          </w:tcPr>
-          <w:p>
-            <w:r/>
-            <w:r>
-              <w:t>1~2 周</w:t>
-            </w:r>
-          </w:p>
-        </w:tc>
-        <w:tc>
-          <w:tcPr>
-            <w:tcW w:type="dxa" w:w="3137"/>
-          </w:tcPr>
-          <w:p>
-            <w:r/>
-            <w:r>
-              <w:t>汇总报告、仓库整理、答辩准备</w:t>
+              <w:t>最终报告 + 迁移案例</w:t>
             </w:r>
           </w:p>
         </w:tc>
@@ -2214,113 +2857,7 @@
         <w:pStyle w:val="Heading1"/>
       </w:pPr>
       <w:r>
-        <w:t>五、质量保障（本项目的纪律）</w:t>
-      </w:r>
-    </w:p>
-    <w:p>
-      <w:pPr>
-        <w:pStyle w:val="ListNumber"/>
-      </w:pPr>
-      <w:r>
-        <w:rPr>
-          <w:b/>
-        </w:rPr>
-        <w:t>任何成功必须过独立验证器。</w:t>
-      </w:r>
-      <w:r>
-        <w:t xml:space="preserve"> 搜索器只有"提议权"，没有"宣布权"。</w:t>
-      </w:r>
-    </w:p>
-    <w:p>
-      <w:pPr>
-        <w:pStyle w:val="ListNumber"/>
-      </w:pPr>
-      <w:r>
-        <w:rPr>
-          <w:b/>
-        </w:rPr>
-        <w:t>先写验收标准，再动手。</w:t>
-      </w:r>
-      <w:r>
-        <w:t xml:space="preserve"> 每条标准必须可证伪。</w:t>
-      </w:r>
-    </w:p>
-    <w:p>
-      <w:pPr>
-        <w:pStyle w:val="ListNumber"/>
-      </w:pPr>
-      <w:r>
-        <w:rPr>
-          <w:b/>
-        </w:rPr>
-        <w:t>多种子 + 均值判据。</w:t>
-      </w:r>
-      <w:r>
-        <w:t xml:space="preserve"> 已实测同一配置不同种子下代价能差近一倍，单种子结论不可信。</w:t>
-      </w:r>
-    </w:p>
-    <w:p>
-      <w:pPr>
-        <w:pStyle w:val="ListNumber"/>
-      </w:pPr>
-      <w:r>
-        <w:rPr>
-          <w:b/>
-        </w:rPr>
-        <w:t>训练与 held-out 严格分离</w:t>
-      </w:r>
-      <w:r>
-        <w:t>，且 held-out 不参与任何调参。</w:t>
-      </w:r>
-    </w:p>
-    <w:p>
-      <w:pPr>
-        <w:pStyle w:val="ListNumber"/>
-      </w:pPr>
-      <w:r>
-        <w:rPr>
-          <w:b/>
-        </w:rPr>
-        <w:t>换多种度量交叉验证结论。</w:t>
-      </w:r>
-      <w:r>
-        <w:t xml:space="preserve"> 已出现一次"平均指标上的表面胜出经查是度量假象"。</w:t>
-      </w:r>
-    </w:p>
-    <w:p>
-      <w:pPr>
-        <w:pStyle w:val="ListNumber"/>
-      </w:pPr>
-      <w:r>
-        <w:rPr>
-          <w:b/>
-        </w:rPr>
-        <w:t>失败如实报告并定位机制。</w:t>
-      </w:r>
-      <w:r>
-        <w:t xml:space="preserve"> 本项目已有三次负面结果，都成了报告里最有分量的部分。</w:t>
-      </w:r>
-    </w:p>
-    <w:p>
-      <w:pPr>
-        <w:pStyle w:val="ListNumber"/>
-      </w:pPr>
-      <w:r>
-        <w:rPr>
-          <w:b/>
-        </w:rPr>
-        <w:t>日志先行</w:t>
-      </w:r>
-      <w:r>
-        <w:t>：所有实验写 JSONL，事后可重新分析，不必重跑。</w:t>
-      </w:r>
-    </w:p>
-    <w:p>
-      <w:pPr>
-        <w:pStyle w:val="Heading1"/>
-      </w:pPr>
-      <w:r>
-        <w:t>六、主要风险与应对</w:t>
+        <w:t>八、风险与应对</w:t>
       </w:r>
     </w:p>
     <w:tbl>
@@ -2380,13 +2917,7 @@
           <w:p>
             <w:r/>
             <w:r>
-              <w:rPr>
-                <w:i/>
-              </w:rPr>
-              <w:t>n=44/45</w:t>
-            </w:r>
-            <w:r>
-              <w:t xml:space="preserve"> 在现有族里不存在</w:t>
+              <w:t>LLM 提出的算法质量差</w:t>
             </w:r>
           </w:p>
         </w:tc>
@@ -2397,7 +2928,7 @@
           <w:p>
             <w:r/>
             <w:r>
-              <w:t>这正是要"逐个族判断"的原因；每族都给出判定性边界，避免无限投入</w:t>
+              <w:t>两层架构保证：确定性层不依赖 LLM，系统始终可运行；LLM 只是增益项</w:t>
             </w:r>
           </w:p>
         </w:tc>
@@ -2410,7 +2941,7 @@
           <w:p>
             <w:r/>
             <w:r>
-              <w:t>算力不足</w:t>
+              <w:t>Agent 用错误方法"刷分"（reward hacking）</w:t>
             </w:r>
           </w:p>
         </w:tc>
@@ -2421,7 +2952,13 @@
           <w:p>
             <w:r/>
             <w:r>
-              <w:t>阶段 3 的 C 内核是确定的加速手段；且当前单机 16 核尚有余量</w:t>
+              <w:rPr>
+                <w:b/>
+              </w:rPr>
+              <w:t>独立验证器 + 过程约束</w:t>
+            </w:r>
+            <w:r>
+              <w:t>：成功必须经独立复核；新算法必须先过回归门禁</w:t>
             </w:r>
           </w:p>
         </w:tc>
@@ -2434,7 +2971,7 @@
           <w:p>
             <w:r/>
             <w:r>
-              <w:t>记忆/选择层确实无价值</w:t>
+              <w:t>没有可用的模型 API</w:t>
             </w:r>
           </w:p>
         </w:tc>
@@ -2445,7 +2982,7 @@
           <w:p>
             <w:r/>
             <w:r>
-              <w:t>已有预案：如实作为负面结论报告，并把重心放在算子与构造族上</w:t>
+              <w:t>阶段 A 完全不依赖 LLM，可独立交付；LLM 是插槽而非前提</w:t>
             </w:r>
           </w:p>
         </w:tc>
@@ -2458,7 +2995,7 @@
           <w:p>
             <w:r/>
             <w:r>
-              <w:t>依赖无法联网安装</w:t>
+              <w:t>开放靶子攻不下来</w:t>
             </w:r>
           </w:p>
         </w:tc>
@@ -2469,7 +3006,7 @@
           <w:p>
             <w:r/>
             <w:r>
-              <w:t>核心流程全部无第三方依赖（仅 numpy + Pillow），求解器可用自研简易版起步</w:t>
+              <w:t>已有预案：如实产出负报告 + 瓶颈定位（本项目已有三次这样的先例）</w:t>
             </w:r>
           </w:p>
         </w:tc>
@@ -2482,7 +3019,7 @@
           <w:p>
             <w:r/>
             <w:r>
-              <w:t>结论被质疑"只是调参"</w:t>
+              <w:t>自主迭代的收益不明显</w:t>
             </w:r>
           </w:p>
         </w:tc>
@@ -2493,7 +3030,7 @@
           <w:p>
             <w:r/>
             <w:r>
-              <w:t>所有对比都在固定墙钟预算、多种子、held-out 下进行，且附原始日志</w:t>
+              <w:t>阶段 D 的对照实验本身就是结论；若无效则说明"自主迭代"在此场景不成立，同样是有效结论</w:t>
             </w:r>
           </w:p>
         </w:tc>
@@ -2505,7 +3042,79 @@
         <w:pStyle w:val="Heading1"/>
       </w:pPr>
       <w:r>
-        <w:t>七、已交付物清单（第一阶段）</w:t>
+        <w:t>九、诚实边界</w:t>
+      </w:r>
+    </w:p>
+    <w:p>
+      <w:pPr>
+        <w:pStyle w:val="ListBullet"/>
+      </w:pPr>
+      <w:r>
+        <w:rPr>
+          <w:b/>
+        </w:rPr>
+        <w:t xml:space="preserve">不承诺解决 </w:t>
+      </w:r>
+      <w:r>
+        <w:rPr>
+          <w:b/>
+          <w:i/>
+        </w:rPr>
+        <w:t>R(5,5)</w:t>
+      </w:r>
+      <w:r>
+        <w:rPr>
+          <w:b/>
+        </w:rPr>
+        <w:t>。</w:t>
+      </w:r>
+      <w:r>
+        <w:t xml:space="preserve"> 上界 46 由 LP + 大规模分类讨论证出；构造侧 </w:t>
+      </w:r>
+      <w:r>
+        <w:rPr>
+          <w:i/>
+        </w:rPr>
+        <w:t>n=44/45</w:t>
+      </w:r>
+      <w:r>
+        <w:t xml:space="preserve"> 是 逻辑上"找到即定值"的真靶子，但难度是天文级的。它是北极星，不是排期假设。</w:t>
+      </w:r>
+    </w:p>
+    <w:p>
+      <w:pPr>
+        <w:pStyle w:val="ListBullet"/>
+      </w:pPr>
+      <w:r>
+        <w:rPr>
+          <w:b/>
+        </w:rPr>
+        <w:t>第一阶段的核心假设（记忆增强）已被我们自己的数据否定</w:t>
+      </w:r>
+      <w:r>
+        <w:t>，并且我们给出了机制解释。 本次方向修正正是基于这个否定结果，不是回避它。</w:t>
+      </w:r>
+    </w:p>
+    <w:p>
+      <w:pPr>
+        <w:pStyle w:val="ListBullet"/>
+      </w:pPr>
+      <w:r>
+        <w:rPr>
+          <w:b/>
+        </w:rPr>
+        <w:t>"自主迭代算法"目前还是设计，不是已验证的能力。</w:t>
+      </w:r>
+      <w:r>
+        <w:t xml:space="preserve"> 阶段 B/C/D 才检验它； 如果检验失败，那也是有价值的结论。</w:t>
+      </w:r>
+    </w:p>
+    <w:p>
+      <w:pPr>
+        <w:pStyle w:val="Heading1"/>
+      </w:pPr>
+      <w:r>
+        <w:t>十、已交付物与仓库</w:t>
       </w:r>
     </w:p>
     <w:tbl>
@@ -2596,7 +3205,45 @@
           <w:p>
             <w:r/>
             <w:r>
-              <w:t>实验报告（含图表与诚实声明）</w:t>
+              <w:t>本规划书</w:t>
+            </w:r>
+          </w:p>
+        </w:tc>
+        <w:tc>
+          <w:tcPr>
+            <w:tcW w:type="dxa" w:w="4706"/>
+          </w:tcPr>
+          <w:p>
+            <w:r/>
+            <w:r>
+              <w:rPr>
+                <w:rFonts w:ascii="Consolas" w:hAnsi="Consolas"/>
+                <w:color w:val="B03060"/>
+              </w:rPr>
+              <w:t>项目规划书.md</w:t>
+            </w:r>
+            <w:r>
+              <w:t xml:space="preserve"> / </w:t>
+            </w:r>
+            <w:r>
+              <w:rPr>
+                <w:rFonts w:ascii="Consolas" w:hAnsi="Consolas"/>
+                <w:color w:val="B03060"/>
+              </w:rPr>
+              <w:t>.pdf</w:t>
+            </w:r>
+          </w:p>
+        </w:tc>
+      </w:tr>
+      <w:tr>
+        <w:tc>
+          <w:tcPr>
+            <w:tcW w:type="dxa" w:w="4706"/>
+          </w:tcPr>
+          <w:p>
+            <w:r/>
+            <w:r>
+              <w:t>第一阶段实验报告（含图表与诚实声明）</w:t>
             </w:r>
           </w:p>
         </w:tc>
@@ -2634,45 +3281,7 @@
           <w:p>
             <w:r/>
             <w:r>
-              <w:t>选题说明</w:t>
-            </w:r>
-          </w:p>
-        </w:tc>
-        <w:tc>
-          <w:tcPr>
-            <w:tcW w:type="dxa" w:w="4706"/>
-          </w:tcPr>
-          <w:p>
-            <w:r/>
-            <w:r>
-              <w:rPr>
-                <w:rFonts w:ascii="Consolas" w:hAnsi="Consolas"/>
-                <w:color w:val="B03060"/>
-              </w:rPr>
-              <w:t>选题说明.pdf</w:t>
-            </w:r>
-            <w:r>
-              <w:t xml:space="preserve"> / </w:t>
-            </w:r>
-            <w:r>
-              <w:rPr>
-                <w:rFonts w:ascii="Consolas" w:hAnsi="Consolas"/>
-                <w:color w:val="B03060"/>
-              </w:rPr>
-              <w:t>.md</w:t>
-            </w:r>
-          </w:p>
-        </w:tc>
-      </w:tr>
-      <w:tr>
-        <w:tc>
-          <w:tcPr>
-            <w:tcW w:type="dxa" w:w="4706"/>
-          </w:tcPr>
-          <w:p>
-            <w:r/>
-            <w:r>
-              <w:t>阶段 1 记录</w:t>
+              <w:t>阶段 1 记录（算子组合与消融）</w:t>
             </w:r>
           </w:p>
         </w:tc>
@@ -2728,7 +3337,7 @@
           <w:p>
             <w:r/>
             <w:r>
-              <w:t>本规划书</w:t>
+              <w:t>选题说明</w:t>
             </w:r>
           </w:p>
         </w:tc>
@@ -2743,35 +3352,17 @@
                 <w:rFonts w:ascii="Consolas" w:hAnsi="Consolas"/>
                 <w:color w:val="B03060"/>
               </w:rPr>
-              <w:t>项目规划书.md</w:t>
+              <w:t>选题说明.pdf</w:t>
             </w:r>
-          </w:p>
-        </w:tc>
-      </w:tr>
-      <w:tr>
-        <w:tc>
-          <w:tcPr>
-            <w:tcW w:type="dxa" w:w="4706"/>
-          </w:tcPr>
-          <w:p>
-            <w:r/>
             <w:r>
-              <w:t>迭代路线图</w:t>
+              <w:t xml:space="preserve"> / </w:t>
             </w:r>
-          </w:p>
-        </w:tc>
-        <w:tc>
-          <w:tcPr>
-            <w:tcW w:type="dxa" w:w="4706"/>
-          </w:tcPr>
-          <w:p>
-            <w:r/>
             <w:r>
               <w:rPr>
                 <w:rFonts w:ascii="Consolas" w:hAnsi="Consolas"/>
                 <w:color w:val="B03060"/>
               </w:rPr>
-              <w:t>迭代路线图.md</w:t>
+              <w:t>.md</w:t>
             </w:r>
           </w:p>
         </w:tc>
@@ -2853,7 +3444,7 @@
               <w:t>runs/</w:t>
             </w:r>
             <w:r>
-              <w:t>（逐 episode / 逐步 JSONL 日志）</w:t>
+              <w:t>（逐轮 / 逐步 JSONL 日志）</w:t>
             </w:r>
           </w:p>
         </w:tc>
@@ -2861,92 +3452,11 @@
     </w:tbl>
     <w:p/>
     <w:p>
-      <w:pPr>
-        <w:pStyle w:val="Heading1"/>
-      </w:pPr>
-      <w:r>
-        <w:t>八、诚实的边界</w:t>
-      </w:r>
-    </w:p>
-    <w:p>
-      <w:pPr>
-        <w:pStyle w:val="ListBullet"/>
-      </w:pPr>
-      <w:r>
-        <w:rPr>
-          <w:b/>
-        </w:rPr>
-        <w:t xml:space="preserve">不承诺解决 </w:t>
-      </w:r>
-      <w:r>
-        <w:rPr>
-          <w:b/>
-          <w:i/>
-        </w:rPr>
-        <w:t>R(5,5)</w:t>
-      </w:r>
-      <w:r>
-        <w:rPr>
-          <w:b/>
-        </w:rPr>
-        <w:t>。</w:t>
-      </w:r>
-      <w:r>
-        <w:t xml:space="preserve"> 上界 46 是 LP + 大规模分类讨论证出来的；构造侧的 44/45 是逻辑上"一条搜索就能定值"的真靶子，但难度是天文级的。它是北极星，不是排期假设。</w:t>
-      </w:r>
-    </w:p>
-    <w:p>
-      <w:pPr>
-        <w:pStyle w:val="ListBullet"/>
-      </w:pPr>
-      <w:r>
-        <w:rPr>
-          <w:b/>
-        </w:rPr>
-        <w:t>本项目目前为止的真实增益，全部来自"快速精确的目标函数 + 更好的算子"， 而不是来自"记忆/智能体"这一层。</w:t>
-      </w:r>
-      <w:r>
-        <w:t xml:space="preserve"> 记忆层目前是</w:t>
-      </w:r>
-      <w:r>
-        <w:rPr>
-          <w:b/>
-        </w:rPr>
-        <w:t>待检验假设</w:t>
-      </w:r>
-      <w:r>
-        <w:t>，不是既定卖点。 我们会在报告中如实呈现，包括三次负面结果。</w:t>
-      </w:r>
-    </w:p>
-    <w:p>
-      <w:pPr>
-        <w:pStyle w:val="ListBullet"/>
-      </w:pPr>
-      <w:r>
-        <w:rPr>
-          <w:b/>
-        </w:rPr>
-        <w:t>循环图那个"最大 n = 41"是判定性的，但它只关于循环图这一个子族</w:t>
-      </w:r>
-      <w:r>
-        <w:t xml:space="preserve">， 与 </w:t>
-      </w:r>
       <w:r>
         <w:rPr>
           <w:i/>
         </w:rPr>
-        <w:t>R(5,5)</w:t>
-      </w:r>
-      <w:r>
-        <w:t xml:space="preserve"> 本身还差得远。</w:t>
-      </w:r>
-    </w:p>
-    <w:p>
-      <w:r>
-        <w:rPr>
-          <w:i/>
-        </w:rPr>
-        <w:t>规划书版本 v1 · 第一阶段收尾</w:t>
+        <w:t>规划书 v2 · 取代 v1 · 第一阶段收尾、第二阶段起点</w:t>
       </w:r>
     </w:p>
     <w:sectPr>
